--- a/Fase 1/Evidencias Grupales/1.5_GuiaEstudiante_Fase 1_Definicion Proyecto APT.docx
+++ b/Fase 1/Evidencias Grupales/1.5_GuiaEstudiante_Fase 1_Definicion Proyecto APT.docx
@@ -6719,8 +6719,8 @@
     <w:tbl>
       <w:tblPr>
         <w:tblStyle w:val="Tablaconcuadrcula"/>
-        <w:tblW w:w="11147" w:type="dxa"/>
-        <w:tblInd w:w="-1326" w:type="dxa"/>
+        <w:tblW w:w="10223" w:type="dxa"/>
+        <w:tblInd w:w="-701" w:type="dxa"/>
         <w:tblBorders>
           <w:top w:val="single" w:sz="4" w:space="0" w:color="BFBFBF" w:themeColor="background1" w:themeShade="BF"/>
           <w:left w:val="single" w:sz="4" w:space="0" w:color="BFBFBF" w:themeColor="background1" w:themeShade="BF"/>
@@ -6732,25 +6732,58 @@
         <w:tblLook w:val="04A0" w:firstRow="1" w:lastRow="0" w:firstColumn="1" w:lastColumn="0" w:noHBand="0" w:noVBand="1"/>
       </w:tblPr>
       <w:tblGrid>
-        <w:gridCol w:w="3466"/>
-        <w:gridCol w:w="1562"/>
-        <w:gridCol w:w="1524"/>
-        <w:gridCol w:w="1527"/>
-        <w:gridCol w:w="74"/>
-        <w:gridCol w:w="1467"/>
-        <w:gridCol w:w="1438"/>
-        <w:gridCol w:w="89"/>
+        <w:gridCol w:w="1972"/>
+        <w:gridCol w:w="3806"/>
+        <w:gridCol w:w="889"/>
+        <w:gridCol w:w="889"/>
+        <w:gridCol w:w="889"/>
+        <w:gridCol w:w="889"/>
+        <w:gridCol w:w="889"/>
       </w:tblGrid>
       <w:tr>
         <w:trPr>
-          <w:gridAfter w:val="7"/>
-          <w:wAfter w:w="7681" w:type="dxa"/>
+          <w:gridAfter w:val="5"/>
+          <w:wAfter w:w="4445" w:type="dxa"/>
           <w:trHeight w:val="453"/>
         </w:trPr>
         <w:tc>
           <w:tcPr>
-            <w:tcW w:w="3466" w:type="dxa"/>
+            <w:tcW w:w="1972" w:type="dxa"/>
             <w:vMerge w:val="restart"/>
+            <w:tcBorders>
+              <w:bottom w:val="single" w:sz="4" w:space="0" w:color="BFBFBF" w:themeColor="background1" w:themeShade="BF"/>
+            </w:tcBorders>
+            <w:vAlign w:val="center"/>
+          </w:tcPr>
+          <w:p>
+            <w:pPr>
+              <w:spacing w:line="360" w:lineRule="auto"/>
+              <w:jc w:val="both"/>
+              <w:rPr>
+                <w:rFonts w:cstheme="minorHAnsi"/>
+                <w:b/>
+                <w:sz w:val="16"/>
+                <w:szCs w:val="16"/>
+              </w:rPr>
+            </w:pPr>
+            <w:r>
+              <w:rPr>
+                <w:rFonts w:cstheme="minorHAnsi"/>
+                <w:b/>
+                <w:sz w:val="16"/>
+                <w:szCs w:val="16"/>
+              </w:rPr>
+              <w:tab/>
+            </w:r>
+          </w:p>
+        </w:tc>
+        <w:tc>
+          <w:tcPr>
+            <w:tcW w:w="3806" w:type="dxa"/>
+            <w:vMerge w:val="restart"/>
+            <w:tcBorders>
+              <w:bottom w:val="single" w:sz="4" w:space="0" w:color="BFBFBF" w:themeColor="background1" w:themeShade="BF"/>
+            </w:tcBorders>
             <w:hideMark/>
           </w:tcPr>
           <w:p>
@@ -6758,13 +6791,39 @@
               <w:spacing w:line="360" w:lineRule="auto"/>
               <w:jc w:val="both"/>
               <w:rPr>
-                <w:b/>
-                <w:sz w:val="16"/>
-                <w:szCs w:val="16"/>
-              </w:rPr>
-            </w:pPr>
-            <w:r>
-              <w:rPr>
+                <w:rFonts w:cstheme="minorHAnsi"/>
+                <w:b/>
+                <w:sz w:val="16"/>
+                <w:szCs w:val="16"/>
+              </w:rPr>
+            </w:pPr>
+          </w:p>
+          <w:p>
+            <w:pPr>
+              <w:spacing w:line="360" w:lineRule="auto"/>
+              <w:jc w:val="both"/>
+              <w:rPr>
+                <w:rFonts w:cstheme="minorHAnsi"/>
+                <w:b/>
+                <w:sz w:val="16"/>
+                <w:szCs w:val="16"/>
+              </w:rPr>
+            </w:pPr>
+          </w:p>
+          <w:p>
+            <w:pPr>
+              <w:spacing w:line="360" w:lineRule="auto"/>
+              <w:jc w:val="both"/>
+              <w:rPr>
+                <w:rFonts w:cstheme="minorHAnsi"/>
+                <w:b/>
+                <w:sz w:val="16"/>
+                <w:szCs w:val="16"/>
+              </w:rPr>
+            </w:pPr>
+            <w:r>
+              <w:rPr>
+                <w:rFonts w:cstheme="minorHAnsi"/>
                 <w:b/>
                 <w:sz w:val="16"/>
                 <w:szCs w:val="16"/>
@@ -6776,135 +6835,255 @@
       </w:tr>
       <w:tr>
         <w:trPr>
-          <w:gridAfter w:val="1"/>
-          <w:wAfter w:w="89" w:type="dxa"/>
-          <w:trHeight w:val="215"/>
+          <w:trHeight w:val="69"/>
         </w:trPr>
         <w:tc>
           <w:tcPr>
-            <w:tcW w:w="3466" w:type="dxa"/>
+            <w:tcW w:w="1972" w:type="dxa"/>
+            <w:vMerge/>
+          </w:tcPr>
+          <w:p>
+            <w:pPr>
+              <w:rPr>
+                <w:rFonts w:cstheme="minorHAnsi"/>
+                <w:b/>
+                <w:sz w:val="16"/>
+                <w:szCs w:val="16"/>
+              </w:rPr>
+            </w:pPr>
+          </w:p>
+        </w:tc>
+        <w:tc>
+          <w:tcPr>
+            <w:tcW w:w="3806" w:type="dxa"/>
             <w:vMerge/>
             <w:vAlign w:val="center"/>
-          </w:tcPr>
-          <w:p>
-            <w:pPr>
-              <w:rPr>
-                <w:b/>
-                <w:sz w:val="16"/>
-                <w:szCs w:val="16"/>
-              </w:rPr>
-            </w:pPr>
-          </w:p>
-        </w:tc>
-        <w:tc>
-          <w:tcPr>
-            <w:tcW w:w="1562" w:type="dxa"/>
-            <w:shd w:val="clear" w:color="auto" w:fill="A8D08D" w:themeFill="accent6" w:themeFillTint="99"/>
-          </w:tcPr>
-          <w:p>
-            <w:pPr>
-              <w:spacing w:line="360" w:lineRule="auto"/>
-              <w:jc w:val="center"/>
-              <w:rPr>
-                <w:b/>
-                <w:sz w:val="28"/>
-                <w:szCs w:val="28"/>
-              </w:rPr>
-            </w:pPr>
-            <w:r>
-              <w:rPr>
-                <w:b/>
-                <w:sz w:val="28"/>
-                <w:szCs w:val="28"/>
-              </w:rPr>
-              <w:t>Fase 1</w:t>
-            </w:r>
-          </w:p>
-        </w:tc>
-        <w:tc>
-          <w:tcPr>
-            <w:tcW w:w="3125" w:type="dxa"/>
-            <w:gridSpan w:val="3"/>
-            <w:shd w:val="clear" w:color="auto" w:fill="FFE599" w:themeFill="accent4" w:themeFillTint="66"/>
-          </w:tcPr>
-          <w:p>
-            <w:pPr>
-              <w:spacing w:line="360" w:lineRule="auto"/>
-              <w:jc w:val="center"/>
-              <w:rPr>
-                <w:b/>
-                <w:sz w:val="28"/>
-                <w:szCs w:val="28"/>
-              </w:rPr>
-            </w:pPr>
-            <w:r>
-              <w:rPr>
-                <w:b/>
-                <w:sz w:val="28"/>
-                <w:szCs w:val="28"/>
-              </w:rPr>
-              <w:t>Fase 2</w:t>
-            </w:r>
-          </w:p>
-        </w:tc>
-        <w:tc>
-          <w:tcPr>
-            <w:tcW w:w="2905" w:type="dxa"/>
-            <w:gridSpan w:val="2"/>
-            <w:shd w:val="clear" w:color="auto" w:fill="F7CAAC" w:themeFill="accent2" w:themeFillTint="66"/>
-          </w:tcPr>
-          <w:p>
-            <w:pPr>
-              <w:spacing w:line="360" w:lineRule="auto"/>
-              <w:jc w:val="center"/>
-              <w:rPr>
-                <w:b/>
-                <w:sz w:val="28"/>
-                <w:szCs w:val="28"/>
-              </w:rPr>
-            </w:pPr>
-            <w:r>
-              <w:rPr>
-                <w:b/>
-                <w:sz w:val="28"/>
-                <w:szCs w:val="28"/>
-              </w:rPr>
-              <w:t>Fase 3</w:t>
+            <w:hideMark/>
+          </w:tcPr>
+          <w:p>
+            <w:pPr>
+              <w:rPr>
+                <w:rFonts w:cstheme="minorHAnsi"/>
+                <w:b/>
+                <w:sz w:val="16"/>
+                <w:szCs w:val="16"/>
+              </w:rPr>
+            </w:pPr>
+          </w:p>
+        </w:tc>
+        <w:tc>
+          <w:tcPr>
+            <w:tcW w:w="889" w:type="dxa"/>
+            <w:hideMark/>
+          </w:tcPr>
+          <w:p>
+            <w:pPr>
+              <w:spacing w:line="360" w:lineRule="auto"/>
+              <w:jc w:val="center"/>
+              <w:rPr>
+                <w:rFonts w:cstheme="minorHAnsi"/>
+                <w:b/>
+                <w:sz w:val="20"/>
+                <w:szCs w:val="20"/>
+              </w:rPr>
+            </w:pPr>
+            <w:r>
+              <w:rPr>
+                <w:rFonts w:cstheme="minorHAnsi"/>
+                <w:b/>
+                <w:sz w:val="20"/>
+                <w:szCs w:val="20"/>
+              </w:rPr>
+              <w:t xml:space="preserve">S 1 </w:t>
+            </w:r>
+            <w:r>
+              <w:rPr>
+                <w:rFonts w:cstheme="minorHAnsi"/>
+                <w:sz w:val="20"/>
+                <w:szCs w:val="20"/>
+              </w:rPr>
+              <w:t>(días 5-11)</w:t>
+            </w:r>
+          </w:p>
+        </w:tc>
+        <w:tc>
+          <w:tcPr>
+            <w:tcW w:w="889" w:type="dxa"/>
+            <w:hideMark/>
+          </w:tcPr>
+          <w:p>
+            <w:pPr>
+              <w:spacing w:line="360" w:lineRule="auto"/>
+              <w:jc w:val="center"/>
+              <w:rPr>
+                <w:rFonts w:cstheme="minorHAnsi"/>
+                <w:b/>
+                <w:sz w:val="20"/>
+                <w:szCs w:val="20"/>
+              </w:rPr>
+            </w:pPr>
+            <w:r>
+              <w:rPr>
+                <w:rFonts w:cstheme="minorHAnsi"/>
+                <w:b/>
+                <w:sz w:val="20"/>
+                <w:szCs w:val="20"/>
+              </w:rPr>
+              <w:t xml:space="preserve">S 2 </w:t>
+            </w:r>
+            <w:r>
+              <w:rPr>
+                <w:rFonts w:cstheme="minorHAnsi"/>
+                <w:sz w:val="20"/>
+                <w:szCs w:val="20"/>
+              </w:rPr>
+              <w:t>(días 12-18)</w:t>
+            </w:r>
+          </w:p>
+        </w:tc>
+        <w:tc>
+          <w:tcPr>
+            <w:tcW w:w="889" w:type="dxa"/>
+            <w:hideMark/>
+          </w:tcPr>
+          <w:p>
+            <w:pPr>
+              <w:spacing w:line="360" w:lineRule="auto"/>
+              <w:jc w:val="center"/>
+              <w:rPr>
+                <w:rFonts w:cstheme="minorHAnsi"/>
+                <w:b/>
+                <w:sz w:val="20"/>
+                <w:szCs w:val="20"/>
+              </w:rPr>
+            </w:pPr>
+            <w:r>
+              <w:rPr>
+                <w:rFonts w:cstheme="minorHAnsi"/>
+                <w:b/>
+                <w:sz w:val="20"/>
+                <w:szCs w:val="20"/>
+              </w:rPr>
+              <w:t xml:space="preserve">S 3 </w:t>
+            </w:r>
+            <w:r>
+              <w:rPr>
+                <w:rFonts w:cstheme="minorHAnsi"/>
+                <w:sz w:val="20"/>
+                <w:szCs w:val="20"/>
+              </w:rPr>
+              <w:t>(días 19-25)</w:t>
+            </w:r>
+          </w:p>
+        </w:tc>
+        <w:tc>
+          <w:tcPr>
+            <w:tcW w:w="889" w:type="dxa"/>
+            <w:hideMark/>
+          </w:tcPr>
+          <w:p>
+            <w:pPr>
+              <w:spacing w:line="360" w:lineRule="auto"/>
+              <w:jc w:val="center"/>
+              <w:rPr>
+                <w:rFonts w:cstheme="minorHAnsi"/>
+                <w:b/>
+                <w:sz w:val="20"/>
+                <w:szCs w:val="20"/>
+              </w:rPr>
+            </w:pPr>
+            <w:r>
+              <w:rPr>
+                <w:rFonts w:cstheme="minorHAnsi"/>
+                <w:b/>
+                <w:sz w:val="20"/>
+                <w:szCs w:val="20"/>
+              </w:rPr>
+              <w:t xml:space="preserve">S 4 </w:t>
+            </w:r>
+            <w:r>
+              <w:rPr>
+                <w:rFonts w:cstheme="minorHAnsi"/>
+                <w:sz w:val="20"/>
+                <w:szCs w:val="20"/>
+              </w:rPr>
+              <w:t>(días 26-1)</w:t>
+            </w:r>
+          </w:p>
+        </w:tc>
+        <w:tc>
+          <w:tcPr>
+            <w:tcW w:w="889" w:type="dxa"/>
+          </w:tcPr>
+          <w:p>
+            <w:pPr>
+              <w:spacing w:line="360" w:lineRule="auto"/>
+              <w:jc w:val="center"/>
+              <w:rPr>
+                <w:rFonts w:cstheme="minorHAnsi"/>
+                <w:b/>
+                <w:sz w:val="20"/>
+                <w:szCs w:val="20"/>
+              </w:rPr>
+            </w:pPr>
+            <w:r>
+              <w:rPr>
+                <w:rFonts w:cstheme="minorHAnsi"/>
+                <w:b/>
+                <w:sz w:val="20"/>
+                <w:szCs w:val="20"/>
+              </w:rPr>
+              <w:t xml:space="preserve">S 5 </w:t>
+            </w:r>
+            <w:r>
+              <w:rPr>
+                <w:rFonts w:cstheme="minorHAnsi"/>
+                <w:sz w:val="20"/>
+                <w:szCs w:val="20"/>
+              </w:rPr>
+              <w:t>(días 2-4)</w:t>
             </w:r>
           </w:p>
         </w:tc>
       </w:tr>
       <w:tr>
         <w:trPr>
-          <w:trHeight w:val="100"/>
+          <w:trHeight w:val="336"/>
         </w:trPr>
         <w:tc>
           <w:tcPr>
-            <w:tcW w:w="3466" w:type="dxa"/>
-            <w:vMerge/>
-            <w:vAlign w:val="center"/>
+            <w:tcW w:w="1972" w:type="dxa"/>
+            <w:vMerge w:val="restart"/>
+            <w:shd w:val="clear" w:color="auto" w:fill="A8D08D" w:themeFill="accent6" w:themeFillTint="99"/>
+          </w:tcPr>
+          <w:p>
+            <w:pPr>
+              <w:spacing w:line="360" w:lineRule="auto"/>
+              <w:jc w:val="center"/>
+              <w:rPr>
+                <w:rFonts w:cstheme="minorHAnsi"/>
+                <w:b/>
+              </w:rPr>
+            </w:pPr>
+            <w:r>
+              <w:rPr>
+                <w:rFonts w:cstheme="minorHAnsi"/>
+                <w:b/>
+              </w:rPr>
+              <w:t>GESTIÓN DEL PROYECTO</w:t>
+            </w:r>
+          </w:p>
+        </w:tc>
+        <w:tc>
+          <w:tcPr>
+            <w:tcW w:w="3806" w:type="dxa"/>
             <w:hideMark/>
           </w:tcPr>
           <w:p>
             <w:pPr>
-              <w:rPr>
-                <w:b/>
-                <w:sz w:val="16"/>
-                <w:szCs w:val="16"/>
-              </w:rPr>
-            </w:pPr>
-          </w:p>
-        </w:tc>
-        <w:tc>
-          <w:tcPr>
-            <w:tcW w:w="1562" w:type="dxa"/>
-            <w:hideMark/>
-          </w:tcPr>
-          <w:p>
-            <w:pPr>
-              <w:spacing w:line="360" w:lineRule="auto"/>
-              <w:jc w:val="center"/>
-              <w:rPr>
+              <w:spacing w:line="360" w:lineRule="auto"/>
+              <w:rPr>
+                <w:rFonts w:cstheme="minorHAnsi"/>
                 <w:b/>
                 <w:sz w:val="20"/>
                 <w:szCs w:val="20"/>
@@ -6912,318 +7091,151 @@
             </w:pPr>
             <w:r>
               <w:rPr>
+                <w:rFonts w:cstheme="minorHAnsi"/>
                 <w:b/>
                 <w:sz w:val="20"/>
                 <w:szCs w:val="20"/>
               </w:rPr>
-              <w:t xml:space="preserve">S </w:t>
-            </w:r>
-            <w:r>
-              <w:rPr>
-                <w:b/>
-                <w:sz w:val="20"/>
-                <w:szCs w:val="20"/>
-              </w:rPr>
-              <w:t>1</w:t>
-            </w:r>
-            <w:r>
-              <w:rPr>
-                <w:b/>
-                <w:sz w:val="20"/>
-                <w:szCs w:val="20"/>
-              </w:rPr>
-              <w:t xml:space="preserve"> </w:t>
-            </w:r>
-            <w:r>
-              <w:rPr>
-                <w:sz w:val="20"/>
-                <w:szCs w:val="20"/>
-              </w:rPr>
-              <w:t>(días 1-7)</w:t>
-            </w:r>
-          </w:p>
-        </w:tc>
-        <w:tc>
-          <w:tcPr>
-            <w:tcW w:w="1524" w:type="dxa"/>
-            <w:hideMark/>
-          </w:tcPr>
-          <w:p>
-            <w:pPr>
-              <w:spacing w:line="360" w:lineRule="auto"/>
-              <w:jc w:val="center"/>
-              <w:rPr>
-                <w:b/>
-                <w:sz w:val="20"/>
-                <w:szCs w:val="20"/>
-              </w:rPr>
-            </w:pPr>
-            <w:r>
-              <w:rPr>
-                <w:b/>
-                <w:sz w:val="20"/>
-                <w:szCs w:val="20"/>
-              </w:rPr>
-              <w:t xml:space="preserve">S </w:t>
-            </w:r>
-            <w:r>
-              <w:rPr>
-                <w:b/>
-                <w:sz w:val="20"/>
-                <w:szCs w:val="20"/>
-              </w:rPr>
-              <w:t>2</w:t>
-            </w:r>
-            <w:r>
-              <w:rPr>
-                <w:b/>
-                <w:sz w:val="20"/>
-                <w:szCs w:val="20"/>
-              </w:rPr>
-              <w:t xml:space="preserve"> </w:t>
-            </w:r>
-            <w:r>
-              <w:rPr>
-                <w:sz w:val="20"/>
-                <w:szCs w:val="20"/>
-              </w:rPr>
-              <w:t xml:space="preserve">(días </w:t>
-            </w:r>
-            <w:r>
-              <w:rPr>
-                <w:sz w:val="20"/>
-                <w:szCs w:val="20"/>
-              </w:rPr>
-              <w:t>8-14</w:t>
-            </w:r>
-            <w:r>
-              <w:rPr>
-                <w:sz w:val="20"/>
-                <w:szCs w:val="20"/>
-              </w:rPr>
-              <w:t>)</w:t>
-            </w:r>
-          </w:p>
-        </w:tc>
-        <w:tc>
-          <w:tcPr>
-            <w:tcW w:w="1527" w:type="dxa"/>
-            <w:hideMark/>
-          </w:tcPr>
-          <w:p>
-            <w:pPr>
-              <w:spacing w:line="360" w:lineRule="auto"/>
-              <w:jc w:val="center"/>
-              <w:rPr>
-                <w:b/>
-                <w:sz w:val="20"/>
-                <w:szCs w:val="20"/>
-              </w:rPr>
-            </w:pPr>
-            <w:r>
-              <w:rPr>
-                <w:b/>
-                <w:sz w:val="20"/>
-                <w:szCs w:val="20"/>
-              </w:rPr>
-              <w:t xml:space="preserve">S </w:t>
-            </w:r>
-            <w:r>
-              <w:rPr>
-                <w:b/>
-                <w:sz w:val="20"/>
-                <w:szCs w:val="20"/>
-              </w:rPr>
-              <w:t>3</w:t>
-            </w:r>
-            <w:r>
-              <w:rPr>
-                <w:b/>
-                <w:sz w:val="20"/>
-                <w:szCs w:val="20"/>
-              </w:rPr>
-              <w:t xml:space="preserve"> </w:t>
-            </w:r>
-            <w:r>
-              <w:rPr>
-                <w:sz w:val="20"/>
-                <w:szCs w:val="20"/>
-              </w:rPr>
-              <w:t>(días 1</w:t>
-            </w:r>
-            <w:r>
-              <w:rPr>
-                <w:sz w:val="20"/>
-                <w:szCs w:val="20"/>
-              </w:rPr>
-              <w:t>5-21</w:t>
-            </w:r>
-            <w:r>
-              <w:rPr>
-                <w:sz w:val="20"/>
-                <w:szCs w:val="20"/>
-              </w:rPr>
-              <w:t>)</w:t>
-            </w:r>
-          </w:p>
-        </w:tc>
-        <w:tc>
-          <w:tcPr>
-            <w:tcW w:w="1541" w:type="dxa"/>
-            <w:gridSpan w:val="2"/>
-            <w:hideMark/>
-          </w:tcPr>
-          <w:p>
-            <w:pPr>
-              <w:spacing w:line="360" w:lineRule="auto"/>
-              <w:jc w:val="center"/>
-              <w:rPr>
-                <w:b/>
-                <w:sz w:val="20"/>
-                <w:szCs w:val="20"/>
-              </w:rPr>
-            </w:pPr>
-            <w:r>
-              <w:rPr>
-                <w:b/>
-                <w:sz w:val="20"/>
-                <w:szCs w:val="20"/>
-              </w:rPr>
-              <w:t xml:space="preserve">S </w:t>
-            </w:r>
-            <w:r>
-              <w:rPr>
-                <w:b/>
-                <w:sz w:val="20"/>
-                <w:szCs w:val="20"/>
-              </w:rPr>
-              <w:t>4</w:t>
-            </w:r>
-            <w:r>
-              <w:rPr>
-                <w:b/>
-                <w:sz w:val="20"/>
-                <w:szCs w:val="20"/>
-              </w:rPr>
-              <w:t xml:space="preserve"> </w:t>
-            </w:r>
-            <w:r>
-              <w:rPr>
-                <w:sz w:val="20"/>
-                <w:szCs w:val="20"/>
-              </w:rPr>
-              <w:t xml:space="preserve">(días </w:t>
-            </w:r>
-            <w:r>
-              <w:rPr>
-                <w:sz w:val="20"/>
-                <w:szCs w:val="20"/>
-              </w:rPr>
-              <w:t>22-28</w:t>
-            </w:r>
-            <w:r>
-              <w:rPr>
-                <w:sz w:val="20"/>
-                <w:szCs w:val="20"/>
-              </w:rPr>
-              <w:t>)</w:t>
-            </w:r>
-          </w:p>
-        </w:tc>
-        <w:tc>
-          <w:tcPr>
-            <w:tcW w:w="1527" w:type="dxa"/>
-            <w:gridSpan w:val="2"/>
-            <w:hideMark/>
-          </w:tcPr>
-          <w:p>
-            <w:pPr>
-              <w:spacing w:line="360" w:lineRule="auto"/>
-              <w:jc w:val="center"/>
-              <w:rPr>
-                <w:b/>
-                <w:sz w:val="20"/>
-                <w:szCs w:val="20"/>
-              </w:rPr>
-            </w:pPr>
-            <w:r>
-              <w:rPr>
-                <w:b/>
-                <w:sz w:val="20"/>
-                <w:szCs w:val="20"/>
-              </w:rPr>
-              <w:t xml:space="preserve">S </w:t>
-            </w:r>
-            <w:r>
-              <w:rPr>
-                <w:b/>
-                <w:sz w:val="20"/>
-                <w:szCs w:val="20"/>
-              </w:rPr>
-              <w:t>5</w:t>
-            </w:r>
-            <w:r>
-              <w:rPr>
-                <w:b/>
-                <w:sz w:val="20"/>
-                <w:szCs w:val="20"/>
-              </w:rPr>
-              <w:t xml:space="preserve"> </w:t>
-            </w:r>
-            <w:r>
-              <w:rPr>
-                <w:sz w:val="20"/>
-                <w:szCs w:val="20"/>
-              </w:rPr>
-              <w:t xml:space="preserve">(días </w:t>
-            </w:r>
-            <w:r>
-              <w:rPr>
-                <w:sz w:val="20"/>
-                <w:szCs w:val="20"/>
-              </w:rPr>
-              <w:t>29-30</w:t>
-            </w:r>
-            <w:r>
-              <w:rPr>
-                <w:sz w:val="20"/>
-                <w:szCs w:val="20"/>
-              </w:rPr>
-              <w:t>)</w:t>
-            </w:r>
+              <w:t>Inicio del proyecto</w:t>
+            </w:r>
+          </w:p>
+        </w:tc>
+        <w:tc>
+          <w:tcPr>
+            <w:tcW w:w="889" w:type="dxa"/>
+            <w:shd w:val="clear" w:color="auto" w:fill="C5E0B3" w:themeFill="accent6" w:themeFillTint="66"/>
+          </w:tcPr>
+          <w:p>
+            <w:pPr>
+              <w:spacing w:line="360" w:lineRule="auto"/>
+              <w:jc w:val="both"/>
+              <w:rPr>
+                <w:rFonts w:cstheme="minorHAnsi"/>
+                <w:b/>
+                <w:sz w:val="16"/>
+                <w:szCs w:val="16"/>
+              </w:rPr>
+            </w:pPr>
+          </w:p>
+        </w:tc>
+        <w:tc>
+          <w:tcPr>
+            <w:tcW w:w="889" w:type="dxa"/>
+          </w:tcPr>
+          <w:p>
+            <w:pPr>
+              <w:spacing w:line="360" w:lineRule="auto"/>
+              <w:jc w:val="both"/>
+              <w:rPr>
+                <w:rFonts w:cstheme="minorHAnsi"/>
+                <w:b/>
+                <w:sz w:val="16"/>
+                <w:szCs w:val="16"/>
+              </w:rPr>
+            </w:pPr>
+          </w:p>
+        </w:tc>
+        <w:tc>
+          <w:tcPr>
+            <w:tcW w:w="889" w:type="dxa"/>
+          </w:tcPr>
+          <w:p>
+            <w:pPr>
+              <w:spacing w:line="360" w:lineRule="auto"/>
+              <w:jc w:val="both"/>
+              <w:rPr>
+                <w:rFonts w:cstheme="minorHAnsi"/>
+                <w:b/>
+                <w:sz w:val="16"/>
+                <w:szCs w:val="16"/>
+              </w:rPr>
+            </w:pPr>
+          </w:p>
+        </w:tc>
+        <w:tc>
+          <w:tcPr>
+            <w:tcW w:w="889" w:type="dxa"/>
+          </w:tcPr>
+          <w:p>
+            <w:pPr>
+              <w:spacing w:line="360" w:lineRule="auto"/>
+              <w:jc w:val="both"/>
+              <w:rPr>
+                <w:rFonts w:cstheme="minorHAnsi"/>
+                <w:b/>
+                <w:sz w:val="16"/>
+                <w:szCs w:val="16"/>
+              </w:rPr>
+            </w:pPr>
+          </w:p>
+        </w:tc>
+        <w:tc>
+          <w:tcPr>
+            <w:tcW w:w="889" w:type="dxa"/>
+          </w:tcPr>
+          <w:p>
+            <w:pPr>
+              <w:spacing w:line="360" w:lineRule="auto"/>
+              <w:jc w:val="both"/>
+              <w:rPr>
+                <w:rFonts w:cstheme="minorHAnsi"/>
+                <w:b/>
+                <w:sz w:val="16"/>
+                <w:szCs w:val="16"/>
+              </w:rPr>
+            </w:pPr>
           </w:p>
         </w:tc>
       </w:tr>
       <w:tr>
         <w:trPr>
-          <w:trHeight w:val="576"/>
+          <w:trHeight w:val="254"/>
         </w:trPr>
         <w:tc>
           <w:tcPr>
-            <w:tcW w:w="3466" w:type="dxa"/>
-            <w:hideMark/>
-          </w:tcPr>
-          <w:p>
-            <w:pPr>
-              <w:spacing w:line="360" w:lineRule="auto"/>
-              <w:jc w:val="both"/>
-              <w:rPr>
-                <w:b/>
-                <w:sz w:val="16"/>
-                <w:szCs w:val="16"/>
-              </w:rPr>
-            </w:pPr>
-            <w:r>
-              <w:rPr>
-                <w:b/>
-              </w:rPr>
-              <w:t>Levantamiento de requerimientos</w:t>
-            </w:r>
-          </w:p>
-        </w:tc>
-        <w:tc>
-          <w:tcPr>
-            <w:tcW w:w="1562" w:type="dxa"/>
+            <w:tcW w:w="1972" w:type="dxa"/>
+            <w:vMerge/>
+            <w:shd w:val="clear" w:color="auto" w:fill="A8D08D" w:themeFill="accent6" w:themeFillTint="99"/>
+          </w:tcPr>
+          <w:p>
+            <w:pPr>
+              <w:spacing w:line="360" w:lineRule="auto"/>
+              <w:jc w:val="center"/>
+              <w:rPr>
+                <w:rFonts w:cstheme="minorHAnsi"/>
+                <w:b/>
+              </w:rPr>
+            </w:pPr>
+          </w:p>
+        </w:tc>
+        <w:tc>
+          <w:tcPr>
+            <w:tcW w:w="3806" w:type="dxa"/>
+          </w:tcPr>
+          <w:p>
+            <w:pPr>
+              <w:spacing w:line="360" w:lineRule="auto"/>
+              <w:rPr>
+                <w:rFonts w:cstheme="minorHAnsi"/>
+                <w:b/>
+                <w:sz w:val="20"/>
+                <w:szCs w:val="20"/>
+              </w:rPr>
+            </w:pPr>
+            <w:r>
+              <w:rPr>
+                <w:rFonts w:cstheme="minorHAnsi"/>
+                <w:b/>
+                <w:sz w:val="20"/>
+                <w:szCs w:val="20"/>
+              </w:rPr>
+              <w:t xml:space="preserve">Planificación  </w:t>
+            </w:r>
+          </w:p>
+        </w:tc>
+        <w:tc>
+          <w:tcPr>
+            <w:tcW w:w="889" w:type="dxa"/>
             <w:shd w:val="clear" w:color="auto" w:fill="C5E0B3" w:themeFill="accent6" w:themeFillTint="66"/>
           </w:tcPr>
           <w:p>
@@ -7231,72 +7243,75 @@
               <w:spacing w:line="360" w:lineRule="auto"/>
               <w:jc w:val="both"/>
               <w:rPr>
-                <w:b/>
-                <w:sz w:val="16"/>
-                <w:szCs w:val="16"/>
-              </w:rPr>
-            </w:pPr>
-          </w:p>
-        </w:tc>
-        <w:tc>
-          <w:tcPr>
-            <w:tcW w:w="1524" w:type="dxa"/>
-          </w:tcPr>
-          <w:p>
-            <w:pPr>
-              <w:spacing w:line="360" w:lineRule="auto"/>
-              <w:jc w:val="both"/>
-              <w:rPr>
-                <w:b/>
-                <w:sz w:val="16"/>
-                <w:szCs w:val="16"/>
-              </w:rPr>
-            </w:pPr>
-          </w:p>
-        </w:tc>
-        <w:tc>
-          <w:tcPr>
-            <w:tcW w:w="1527" w:type="dxa"/>
-          </w:tcPr>
-          <w:p>
-            <w:pPr>
-              <w:spacing w:line="360" w:lineRule="auto"/>
-              <w:jc w:val="both"/>
-              <w:rPr>
-                <w:b/>
-                <w:sz w:val="16"/>
-                <w:szCs w:val="16"/>
-              </w:rPr>
-            </w:pPr>
-          </w:p>
-        </w:tc>
-        <w:tc>
-          <w:tcPr>
-            <w:tcW w:w="1541" w:type="dxa"/>
-            <w:gridSpan w:val="2"/>
-          </w:tcPr>
-          <w:p>
-            <w:pPr>
-              <w:spacing w:line="360" w:lineRule="auto"/>
-              <w:jc w:val="both"/>
-              <w:rPr>
-                <w:b/>
-                <w:sz w:val="16"/>
-                <w:szCs w:val="16"/>
-              </w:rPr>
-            </w:pPr>
-          </w:p>
-        </w:tc>
-        <w:tc>
-          <w:tcPr>
-            <w:tcW w:w="1527" w:type="dxa"/>
-            <w:gridSpan w:val="2"/>
-          </w:tcPr>
-          <w:p>
-            <w:pPr>
-              <w:spacing w:line="360" w:lineRule="auto"/>
-              <w:jc w:val="both"/>
-              <w:rPr>
+                <w:rFonts w:cstheme="minorHAnsi"/>
+                <w:b/>
+                <w:sz w:val="16"/>
+                <w:szCs w:val="16"/>
+              </w:rPr>
+            </w:pPr>
+          </w:p>
+        </w:tc>
+        <w:tc>
+          <w:tcPr>
+            <w:tcW w:w="889" w:type="dxa"/>
+          </w:tcPr>
+          <w:p>
+            <w:pPr>
+              <w:spacing w:line="360" w:lineRule="auto"/>
+              <w:jc w:val="both"/>
+              <w:rPr>
+                <w:rFonts w:cstheme="minorHAnsi"/>
+                <w:b/>
+                <w:sz w:val="16"/>
+                <w:szCs w:val="16"/>
+              </w:rPr>
+            </w:pPr>
+          </w:p>
+        </w:tc>
+        <w:tc>
+          <w:tcPr>
+            <w:tcW w:w="889" w:type="dxa"/>
+          </w:tcPr>
+          <w:p>
+            <w:pPr>
+              <w:spacing w:line="360" w:lineRule="auto"/>
+              <w:jc w:val="both"/>
+              <w:rPr>
+                <w:rFonts w:cstheme="minorHAnsi"/>
+                <w:b/>
+                <w:sz w:val="16"/>
+                <w:szCs w:val="16"/>
+              </w:rPr>
+            </w:pPr>
+          </w:p>
+        </w:tc>
+        <w:tc>
+          <w:tcPr>
+            <w:tcW w:w="889" w:type="dxa"/>
+          </w:tcPr>
+          <w:p>
+            <w:pPr>
+              <w:spacing w:line="360" w:lineRule="auto"/>
+              <w:jc w:val="both"/>
+              <w:rPr>
+                <w:rFonts w:cstheme="minorHAnsi"/>
+                <w:b/>
+                <w:sz w:val="16"/>
+                <w:szCs w:val="16"/>
+              </w:rPr>
+            </w:pPr>
+          </w:p>
+        </w:tc>
+        <w:tc>
+          <w:tcPr>
+            <w:tcW w:w="889" w:type="dxa"/>
+          </w:tcPr>
+          <w:p>
+            <w:pPr>
+              <w:spacing w:line="360" w:lineRule="auto"/>
+              <w:jc w:val="both"/>
+              <w:rPr>
+                <w:rFonts w:cstheme="minorHAnsi"/>
                 <w:b/>
                 <w:sz w:val="16"/>
                 <w:szCs w:val="16"/>
@@ -7307,31 +7322,53 @@
       </w:tr>
       <w:tr>
         <w:trPr>
-          <w:trHeight w:val="594"/>
+          <w:trHeight w:val="202"/>
         </w:trPr>
         <w:tc>
           <w:tcPr>
-            <w:tcW w:w="3466" w:type="dxa"/>
-          </w:tcPr>
-          <w:p>
-            <w:pPr>
-              <w:spacing w:line="360" w:lineRule="auto"/>
-              <w:jc w:val="both"/>
-              <w:rPr>
-                <w:b/>
-              </w:rPr>
-            </w:pPr>
-            <w:r>
-              <w:rPr>
-                <w:b/>
-              </w:rPr>
-              <w:t>Diseño del modelo de datos</w:t>
-            </w:r>
-          </w:p>
-        </w:tc>
-        <w:tc>
-          <w:tcPr>
-            <w:tcW w:w="1562" w:type="dxa"/>
+            <w:tcW w:w="1972" w:type="dxa"/>
+            <w:vMerge/>
+            <w:shd w:val="clear" w:color="auto" w:fill="A8D08D" w:themeFill="accent6" w:themeFillTint="99"/>
+          </w:tcPr>
+          <w:p>
+            <w:pPr>
+              <w:spacing w:line="360" w:lineRule="auto"/>
+              <w:jc w:val="center"/>
+              <w:rPr>
+                <w:rFonts w:cstheme="minorHAnsi"/>
+                <w:b/>
+              </w:rPr>
+            </w:pPr>
+          </w:p>
+        </w:tc>
+        <w:tc>
+          <w:tcPr>
+            <w:tcW w:w="3806" w:type="dxa"/>
+          </w:tcPr>
+          <w:p>
+            <w:pPr>
+              <w:spacing w:line="360" w:lineRule="auto"/>
+              <w:rPr>
+                <w:rFonts w:cstheme="minorHAnsi"/>
+                <w:b/>
+                <w:sz w:val="20"/>
+                <w:szCs w:val="20"/>
+              </w:rPr>
+            </w:pPr>
+            <w:r>
+              <w:rPr>
+                <w:rFonts w:cstheme="minorHAnsi"/>
+                <w:b/>
+                <w:sz w:val="20"/>
+                <w:szCs w:val="20"/>
+              </w:rPr>
+              <w:t>Seguimiento y control</w:t>
+            </w:r>
+          </w:p>
+        </w:tc>
+        <w:tc>
+          <w:tcPr>
+            <w:tcW w:w="889" w:type="dxa"/>
             <w:shd w:val="clear" w:color="auto" w:fill="C5E0B3" w:themeFill="accent6" w:themeFillTint="66"/>
           </w:tcPr>
           <w:p>
@@ -7339,72 +7376,78 @@
               <w:spacing w:line="360" w:lineRule="auto"/>
               <w:jc w:val="both"/>
               <w:rPr>
-                <w:b/>
-                <w:sz w:val="16"/>
-                <w:szCs w:val="16"/>
-              </w:rPr>
-            </w:pPr>
-          </w:p>
-        </w:tc>
-        <w:tc>
-          <w:tcPr>
-            <w:tcW w:w="1524" w:type="dxa"/>
-          </w:tcPr>
-          <w:p>
-            <w:pPr>
-              <w:spacing w:line="360" w:lineRule="auto"/>
-              <w:jc w:val="both"/>
-              <w:rPr>
-                <w:b/>
-                <w:sz w:val="16"/>
-                <w:szCs w:val="16"/>
-              </w:rPr>
-            </w:pPr>
-          </w:p>
-        </w:tc>
-        <w:tc>
-          <w:tcPr>
-            <w:tcW w:w="1527" w:type="dxa"/>
-          </w:tcPr>
-          <w:p>
-            <w:pPr>
-              <w:spacing w:line="360" w:lineRule="auto"/>
-              <w:jc w:val="both"/>
-              <w:rPr>
-                <w:b/>
-                <w:sz w:val="16"/>
-                <w:szCs w:val="16"/>
-              </w:rPr>
-            </w:pPr>
-          </w:p>
-        </w:tc>
-        <w:tc>
-          <w:tcPr>
-            <w:tcW w:w="1541" w:type="dxa"/>
-            <w:gridSpan w:val="2"/>
-          </w:tcPr>
-          <w:p>
-            <w:pPr>
-              <w:spacing w:line="360" w:lineRule="auto"/>
-              <w:jc w:val="both"/>
-              <w:rPr>
-                <w:b/>
-                <w:sz w:val="16"/>
-                <w:szCs w:val="16"/>
-              </w:rPr>
-            </w:pPr>
-          </w:p>
-        </w:tc>
-        <w:tc>
-          <w:tcPr>
-            <w:tcW w:w="1527" w:type="dxa"/>
-            <w:gridSpan w:val="2"/>
-          </w:tcPr>
-          <w:p>
-            <w:pPr>
-              <w:spacing w:line="360" w:lineRule="auto"/>
-              <w:jc w:val="both"/>
-              <w:rPr>
+                <w:rFonts w:cstheme="minorHAnsi"/>
+                <w:b/>
+                <w:sz w:val="16"/>
+                <w:szCs w:val="16"/>
+              </w:rPr>
+            </w:pPr>
+          </w:p>
+        </w:tc>
+        <w:tc>
+          <w:tcPr>
+            <w:tcW w:w="889" w:type="dxa"/>
+            <w:shd w:val="clear" w:color="auto" w:fill="C5E0B3" w:themeFill="accent6" w:themeFillTint="66"/>
+          </w:tcPr>
+          <w:p>
+            <w:pPr>
+              <w:spacing w:line="360" w:lineRule="auto"/>
+              <w:jc w:val="both"/>
+              <w:rPr>
+                <w:rFonts w:cstheme="minorHAnsi"/>
+                <w:b/>
+                <w:sz w:val="16"/>
+                <w:szCs w:val="16"/>
+              </w:rPr>
+            </w:pPr>
+          </w:p>
+        </w:tc>
+        <w:tc>
+          <w:tcPr>
+            <w:tcW w:w="889" w:type="dxa"/>
+            <w:shd w:val="clear" w:color="auto" w:fill="C5E0B3" w:themeFill="accent6" w:themeFillTint="66"/>
+          </w:tcPr>
+          <w:p>
+            <w:pPr>
+              <w:spacing w:line="360" w:lineRule="auto"/>
+              <w:jc w:val="both"/>
+              <w:rPr>
+                <w:rFonts w:cstheme="minorHAnsi"/>
+                <w:b/>
+                <w:sz w:val="16"/>
+                <w:szCs w:val="16"/>
+              </w:rPr>
+            </w:pPr>
+          </w:p>
+        </w:tc>
+        <w:tc>
+          <w:tcPr>
+            <w:tcW w:w="889" w:type="dxa"/>
+            <w:shd w:val="clear" w:color="auto" w:fill="C5E0B3" w:themeFill="accent6" w:themeFillTint="66"/>
+          </w:tcPr>
+          <w:p>
+            <w:pPr>
+              <w:spacing w:line="360" w:lineRule="auto"/>
+              <w:jc w:val="both"/>
+              <w:rPr>
+                <w:rFonts w:cstheme="minorHAnsi"/>
+                <w:b/>
+                <w:sz w:val="16"/>
+                <w:szCs w:val="16"/>
+              </w:rPr>
+            </w:pPr>
+          </w:p>
+        </w:tc>
+        <w:tc>
+          <w:tcPr>
+            <w:tcW w:w="889" w:type="dxa"/>
+          </w:tcPr>
+          <w:p>
+            <w:pPr>
+              <w:spacing w:line="360" w:lineRule="auto"/>
+              <w:jc w:val="both"/>
+              <w:rPr>
+                <w:rFonts w:cstheme="minorHAnsi"/>
                 <w:b/>
                 <w:sz w:val="16"/>
                 <w:szCs w:val="16"/>
@@ -7415,104 +7458,163 @@
       </w:tr>
       <w:tr>
         <w:trPr>
-          <w:trHeight w:val="576"/>
+          <w:trHeight w:val="407"/>
         </w:trPr>
         <w:tc>
           <w:tcPr>
-            <w:tcW w:w="3466" w:type="dxa"/>
-          </w:tcPr>
-          <w:p>
-            <w:pPr>
-              <w:spacing w:line="360" w:lineRule="auto"/>
-              <w:jc w:val="both"/>
-              <w:rPr>
-                <w:b/>
-              </w:rPr>
-            </w:pPr>
-            <w:r>
-              <w:rPr>
-                <w:b/>
-              </w:rPr>
-              <w:t>Prototipo de interfaz</w:t>
-            </w:r>
-          </w:p>
-        </w:tc>
-        <w:tc>
-          <w:tcPr>
-            <w:tcW w:w="1562" w:type="dxa"/>
-            <w:shd w:val="clear" w:color="auto" w:fill="C5E0B3" w:themeFill="accent6" w:themeFillTint="66"/>
-          </w:tcPr>
-          <w:p>
-            <w:pPr>
-              <w:spacing w:line="360" w:lineRule="auto"/>
-              <w:jc w:val="both"/>
-              <w:rPr>
-                <w:b/>
-                <w:sz w:val="16"/>
-                <w:szCs w:val="16"/>
-              </w:rPr>
-            </w:pPr>
-          </w:p>
-        </w:tc>
-        <w:tc>
-          <w:tcPr>
-            <w:tcW w:w="1524" w:type="dxa"/>
-          </w:tcPr>
-          <w:p>
-            <w:pPr>
-              <w:spacing w:line="360" w:lineRule="auto"/>
-              <w:jc w:val="both"/>
-              <w:rPr>
-                <w:b/>
-                <w:sz w:val="16"/>
-                <w:szCs w:val="16"/>
-              </w:rPr>
-            </w:pPr>
-          </w:p>
-        </w:tc>
-        <w:tc>
-          <w:tcPr>
-            <w:tcW w:w="1527" w:type="dxa"/>
-          </w:tcPr>
-          <w:p>
-            <w:pPr>
-              <w:spacing w:line="360" w:lineRule="auto"/>
-              <w:jc w:val="both"/>
-              <w:rPr>
-                <w:b/>
-                <w:sz w:val="16"/>
-                <w:szCs w:val="16"/>
-              </w:rPr>
-            </w:pPr>
-          </w:p>
-        </w:tc>
-        <w:tc>
-          <w:tcPr>
-            <w:tcW w:w="1541" w:type="dxa"/>
-            <w:gridSpan w:val="2"/>
-          </w:tcPr>
-          <w:p>
-            <w:pPr>
-              <w:spacing w:line="360" w:lineRule="auto"/>
-              <w:jc w:val="both"/>
-              <w:rPr>
-                <w:b/>
-                <w:sz w:val="16"/>
-                <w:szCs w:val="16"/>
-              </w:rPr>
-            </w:pPr>
-          </w:p>
-        </w:tc>
-        <w:tc>
-          <w:tcPr>
-            <w:tcW w:w="1527" w:type="dxa"/>
-            <w:gridSpan w:val="2"/>
-          </w:tcPr>
-          <w:p>
-            <w:pPr>
-              <w:spacing w:line="360" w:lineRule="auto"/>
-              <w:jc w:val="both"/>
-              <w:rPr>
+            <w:tcW w:w="1972" w:type="dxa"/>
+            <w:vMerge w:val="restart"/>
+            <w:shd w:val="clear" w:color="auto" w:fill="AEAAAA" w:themeFill="background2" w:themeFillShade="BF"/>
+          </w:tcPr>
+          <w:p>
+            <w:pPr>
+              <w:spacing w:line="360" w:lineRule="auto"/>
+              <w:rPr>
+                <w:rFonts w:cstheme="minorHAnsi"/>
+                <w:b/>
+              </w:rPr>
+            </w:pPr>
+          </w:p>
+          <w:p>
+            <w:pPr>
+              <w:spacing w:line="360" w:lineRule="auto"/>
+              <w:jc w:val="center"/>
+              <w:rPr>
+                <w:rFonts w:cstheme="minorHAnsi"/>
+                <w:b/>
+              </w:rPr>
+            </w:pPr>
+            <w:r>
+              <w:rPr>
+                <w:rFonts w:cstheme="minorHAnsi"/>
+                <w:b/>
+              </w:rPr>
+              <w:t>ANÁLISIS</w:t>
+            </w:r>
+          </w:p>
+          <w:p>
+            <w:pPr>
+              <w:spacing w:line="360" w:lineRule="auto"/>
+              <w:jc w:val="center"/>
+              <w:rPr>
+                <w:rFonts w:cstheme="minorHAnsi"/>
+                <w:b/>
+              </w:rPr>
+            </w:pPr>
+            <w:r>
+              <w:rPr>
+                <w:rFonts w:cstheme="minorHAnsi"/>
+                <w:b/>
+              </w:rPr>
+              <w:t>DE REQUERIMIENTOS</w:t>
+            </w:r>
+          </w:p>
+        </w:tc>
+        <w:tc>
+          <w:tcPr>
+            <w:tcW w:w="3806" w:type="dxa"/>
+          </w:tcPr>
+          <w:p>
+            <w:pPr>
+              <w:spacing w:line="360" w:lineRule="auto"/>
+              <w:rPr>
+                <w:rFonts w:cstheme="minorHAnsi"/>
+                <w:b/>
+                <w:sz w:val="20"/>
+                <w:szCs w:val="20"/>
+              </w:rPr>
+            </w:pPr>
+            <w:r>
+              <w:rPr>
+                <w:rFonts w:cstheme="minorHAnsi"/>
+                <w:b/>
+                <w:sz w:val="20"/>
+                <w:szCs w:val="20"/>
+              </w:rPr>
+              <w:t>Levantamiento de requerimientos</w:t>
+            </w:r>
+          </w:p>
+        </w:tc>
+        <w:tc>
+          <w:tcPr>
+            <w:tcW w:w="889" w:type="dxa"/>
+            <w:shd w:val="clear" w:color="auto" w:fill="D0CECE" w:themeFill="background2" w:themeFillShade="E6"/>
+          </w:tcPr>
+          <w:p>
+            <w:pPr>
+              <w:spacing w:line="360" w:lineRule="auto"/>
+              <w:jc w:val="both"/>
+              <w:rPr>
+                <w:rFonts w:cstheme="minorHAnsi"/>
+                <w:b/>
+                <w:sz w:val="16"/>
+                <w:szCs w:val="16"/>
+              </w:rPr>
+            </w:pPr>
+          </w:p>
+        </w:tc>
+        <w:tc>
+          <w:tcPr>
+            <w:tcW w:w="889" w:type="dxa"/>
+            <w:shd w:val="clear" w:color="auto" w:fill="FFFFFF" w:themeFill="background1"/>
+          </w:tcPr>
+          <w:p>
+            <w:pPr>
+              <w:spacing w:line="360" w:lineRule="auto"/>
+              <w:jc w:val="both"/>
+              <w:rPr>
+                <w:rFonts w:cstheme="minorHAnsi"/>
+                <w:b/>
+                <w:sz w:val="16"/>
+                <w:szCs w:val="16"/>
+              </w:rPr>
+            </w:pPr>
+          </w:p>
+        </w:tc>
+        <w:tc>
+          <w:tcPr>
+            <w:tcW w:w="889" w:type="dxa"/>
+          </w:tcPr>
+          <w:p>
+            <w:pPr>
+              <w:spacing w:line="360" w:lineRule="auto"/>
+              <w:jc w:val="both"/>
+              <w:rPr>
+                <w:rFonts w:cstheme="minorHAnsi"/>
+                <w:b/>
+                <w:sz w:val="16"/>
+                <w:szCs w:val="16"/>
+              </w:rPr>
+            </w:pPr>
+          </w:p>
+        </w:tc>
+        <w:tc>
+          <w:tcPr>
+            <w:tcW w:w="889" w:type="dxa"/>
+          </w:tcPr>
+          <w:p>
+            <w:pPr>
+              <w:spacing w:line="360" w:lineRule="auto"/>
+              <w:jc w:val="both"/>
+              <w:rPr>
+                <w:rFonts w:cstheme="minorHAnsi"/>
+                <w:b/>
+                <w:sz w:val="16"/>
+                <w:szCs w:val="16"/>
+              </w:rPr>
+            </w:pPr>
+          </w:p>
+        </w:tc>
+        <w:tc>
+          <w:tcPr>
+            <w:tcW w:w="889" w:type="dxa"/>
+          </w:tcPr>
+          <w:p>
+            <w:pPr>
+              <w:spacing w:line="360" w:lineRule="auto"/>
+              <w:jc w:val="both"/>
+              <w:rPr>
+                <w:rFonts w:cstheme="minorHAnsi"/>
                 <w:b/>
                 <w:sz w:val="16"/>
                 <w:szCs w:val="16"/>
@@ -7523,104 +7625,131 @@
       </w:tr>
       <w:tr>
         <w:trPr>
-          <w:trHeight w:val="576"/>
+          <w:trHeight w:val="441"/>
         </w:trPr>
         <w:tc>
           <w:tcPr>
-            <w:tcW w:w="3466" w:type="dxa"/>
-          </w:tcPr>
-          <w:p>
-            <w:pPr>
-              <w:spacing w:line="360" w:lineRule="auto"/>
-              <w:jc w:val="both"/>
-              <w:rPr>
-                <w:b/>
-              </w:rPr>
-            </w:pPr>
-            <w:r>
-              <w:rPr>
-                <w:b/>
-              </w:rPr>
-              <w:t>Autenticación de usuarios</w:t>
-            </w:r>
-          </w:p>
-        </w:tc>
-        <w:tc>
-          <w:tcPr>
-            <w:tcW w:w="1562" w:type="dxa"/>
-          </w:tcPr>
-          <w:p>
-            <w:pPr>
-              <w:spacing w:line="360" w:lineRule="auto"/>
-              <w:jc w:val="both"/>
-              <w:rPr>
-                <w:b/>
-                <w:sz w:val="16"/>
-                <w:szCs w:val="16"/>
-              </w:rPr>
-            </w:pPr>
-          </w:p>
-        </w:tc>
-        <w:tc>
-          <w:tcPr>
-            <w:tcW w:w="1524" w:type="dxa"/>
-            <w:shd w:val="clear" w:color="auto" w:fill="FFF2CC" w:themeFill="accent4" w:themeFillTint="33"/>
-          </w:tcPr>
-          <w:p>
-            <w:pPr>
-              <w:spacing w:line="360" w:lineRule="auto"/>
-              <w:jc w:val="both"/>
-              <w:rPr>
-                <w:b/>
-                <w:sz w:val="16"/>
-                <w:szCs w:val="16"/>
-              </w:rPr>
-            </w:pPr>
-          </w:p>
-        </w:tc>
-        <w:tc>
-          <w:tcPr>
-            <w:tcW w:w="1527" w:type="dxa"/>
-          </w:tcPr>
-          <w:p>
-            <w:pPr>
-              <w:spacing w:line="360" w:lineRule="auto"/>
-              <w:jc w:val="both"/>
-              <w:rPr>
-                <w:b/>
-                <w:sz w:val="16"/>
-                <w:szCs w:val="16"/>
-              </w:rPr>
-            </w:pPr>
-          </w:p>
-        </w:tc>
-        <w:tc>
-          <w:tcPr>
-            <w:tcW w:w="1541" w:type="dxa"/>
-            <w:gridSpan w:val="2"/>
-          </w:tcPr>
-          <w:p>
-            <w:pPr>
-              <w:spacing w:line="360" w:lineRule="auto"/>
-              <w:jc w:val="both"/>
-              <w:rPr>
-                <w:b/>
-                <w:sz w:val="16"/>
-                <w:szCs w:val="16"/>
-              </w:rPr>
-            </w:pPr>
-          </w:p>
-        </w:tc>
-        <w:tc>
-          <w:tcPr>
-            <w:tcW w:w="1527" w:type="dxa"/>
-            <w:gridSpan w:val="2"/>
-          </w:tcPr>
-          <w:p>
-            <w:pPr>
-              <w:spacing w:line="360" w:lineRule="auto"/>
-              <w:jc w:val="both"/>
-              <w:rPr>
+            <w:tcW w:w="1972" w:type="dxa"/>
+            <w:vMerge/>
+            <w:shd w:val="clear" w:color="auto" w:fill="AEAAAA" w:themeFill="background2" w:themeFillShade="BF"/>
+          </w:tcPr>
+          <w:p>
+            <w:pPr>
+              <w:spacing w:line="360" w:lineRule="auto"/>
+              <w:jc w:val="center"/>
+              <w:rPr>
+                <w:rFonts w:cstheme="minorHAnsi"/>
+                <w:b/>
+              </w:rPr>
+            </w:pPr>
+          </w:p>
+        </w:tc>
+        <w:tc>
+          <w:tcPr>
+            <w:tcW w:w="3806" w:type="dxa"/>
+          </w:tcPr>
+          <w:p>
+            <w:pPr>
+              <w:spacing w:line="360" w:lineRule="auto"/>
+              <w:rPr>
+                <w:rFonts w:cstheme="minorHAnsi"/>
+                <w:b/>
+                <w:sz w:val="20"/>
+                <w:szCs w:val="20"/>
+              </w:rPr>
+            </w:pPr>
+            <w:r>
+              <w:rPr>
+                <w:rFonts w:cstheme="minorHAnsi"/>
+                <w:b/>
+                <w:sz w:val="20"/>
+                <w:szCs w:val="20"/>
+              </w:rPr>
+              <w:t xml:space="preserve">Requerimientos funcionales  </w:t>
+            </w:r>
+          </w:p>
+        </w:tc>
+        <w:tc>
+          <w:tcPr>
+            <w:tcW w:w="889" w:type="dxa"/>
+            <w:shd w:val="clear" w:color="auto" w:fill="D0CECE" w:themeFill="background2" w:themeFillShade="E6"/>
+          </w:tcPr>
+          <w:p>
+            <w:pPr>
+              <w:spacing w:line="360" w:lineRule="auto"/>
+              <w:jc w:val="both"/>
+              <w:rPr>
+                <w:rFonts w:cstheme="minorHAnsi"/>
+                <w:b/>
+                <w:sz w:val="16"/>
+                <w:szCs w:val="16"/>
+              </w:rPr>
+            </w:pPr>
+          </w:p>
+        </w:tc>
+        <w:tc>
+          <w:tcPr>
+            <w:tcW w:w="889" w:type="dxa"/>
+            <w:shd w:val="clear" w:color="auto" w:fill="D0CECE" w:themeFill="background2" w:themeFillShade="E6"/>
+          </w:tcPr>
+          <w:p>
+            <w:pPr>
+              <w:spacing w:line="360" w:lineRule="auto"/>
+              <w:jc w:val="both"/>
+              <w:rPr>
+                <w:rFonts w:cstheme="minorHAnsi"/>
+                <w:b/>
+                <w:sz w:val="16"/>
+                <w:szCs w:val="16"/>
+              </w:rPr>
+            </w:pPr>
+          </w:p>
+        </w:tc>
+        <w:tc>
+          <w:tcPr>
+            <w:tcW w:w="889" w:type="dxa"/>
+            <w:shd w:val="clear" w:color="auto" w:fill="FFFFFF" w:themeFill="background1"/>
+          </w:tcPr>
+          <w:p>
+            <w:pPr>
+              <w:spacing w:line="360" w:lineRule="auto"/>
+              <w:jc w:val="both"/>
+              <w:rPr>
+                <w:rFonts w:cstheme="minorHAnsi"/>
+                <w:b/>
+                <w:sz w:val="16"/>
+                <w:szCs w:val="16"/>
+              </w:rPr>
+            </w:pPr>
+          </w:p>
+        </w:tc>
+        <w:tc>
+          <w:tcPr>
+            <w:tcW w:w="889" w:type="dxa"/>
+          </w:tcPr>
+          <w:p>
+            <w:pPr>
+              <w:spacing w:line="360" w:lineRule="auto"/>
+              <w:jc w:val="both"/>
+              <w:rPr>
+                <w:rFonts w:cstheme="minorHAnsi"/>
+                <w:b/>
+                <w:sz w:val="16"/>
+                <w:szCs w:val="16"/>
+              </w:rPr>
+            </w:pPr>
+          </w:p>
+        </w:tc>
+        <w:tc>
+          <w:tcPr>
+            <w:tcW w:w="889" w:type="dxa"/>
+          </w:tcPr>
+          <w:p>
+            <w:pPr>
+              <w:spacing w:line="360" w:lineRule="auto"/>
+              <w:jc w:val="both"/>
+              <w:rPr>
+                <w:rFonts w:cstheme="minorHAnsi"/>
                 <w:b/>
                 <w:sz w:val="16"/>
                 <w:szCs w:val="16"/>
@@ -7631,105 +7760,131 @@
       </w:tr>
       <w:tr>
         <w:trPr>
-          <w:trHeight w:val="576"/>
+          <w:trHeight w:val="443"/>
         </w:trPr>
         <w:tc>
           <w:tcPr>
-            <w:tcW w:w="3466" w:type="dxa"/>
-          </w:tcPr>
-          <w:p>
-            <w:pPr>
-              <w:spacing w:line="360" w:lineRule="auto"/>
-              <w:jc w:val="both"/>
-              <w:rPr>
-                <w:b/>
-              </w:rPr>
-            </w:pPr>
-            <w:r>
-              <w:rPr>
-                <w:b/>
-              </w:rPr>
-              <w:t>Gestión de adopciones</w:t>
-            </w:r>
-          </w:p>
-        </w:tc>
-        <w:tc>
-          <w:tcPr>
-            <w:tcW w:w="1562" w:type="dxa"/>
-          </w:tcPr>
-          <w:p>
-            <w:pPr>
-              <w:spacing w:line="360" w:lineRule="auto"/>
-              <w:jc w:val="both"/>
-              <w:rPr>
-                <w:b/>
-                <w:sz w:val="16"/>
-                <w:szCs w:val="16"/>
-              </w:rPr>
-            </w:pPr>
-          </w:p>
-        </w:tc>
-        <w:tc>
-          <w:tcPr>
-            <w:tcW w:w="1524" w:type="dxa"/>
-            <w:shd w:val="clear" w:color="auto" w:fill="FFF2CC" w:themeFill="accent4" w:themeFillTint="33"/>
-          </w:tcPr>
-          <w:p>
-            <w:pPr>
-              <w:spacing w:line="360" w:lineRule="auto"/>
-              <w:jc w:val="both"/>
-              <w:rPr>
-                <w:b/>
-                <w:sz w:val="16"/>
-                <w:szCs w:val="16"/>
-              </w:rPr>
-            </w:pPr>
-          </w:p>
-        </w:tc>
-        <w:tc>
-          <w:tcPr>
-            <w:tcW w:w="1527" w:type="dxa"/>
-            <w:shd w:val="clear" w:color="auto" w:fill="FFF2CC" w:themeFill="accent4" w:themeFillTint="33"/>
-          </w:tcPr>
-          <w:p>
-            <w:pPr>
-              <w:spacing w:line="360" w:lineRule="auto"/>
-              <w:jc w:val="both"/>
-              <w:rPr>
-                <w:b/>
-                <w:sz w:val="16"/>
-                <w:szCs w:val="16"/>
-              </w:rPr>
-            </w:pPr>
-          </w:p>
-        </w:tc>
-        <w:tc>
-          <w:tcPr>
-            <w:tcW w:w="1541" w:type="dxa"/>
-            <w:gridSpan w:val="2"/>
-          </w:tcPr>
-          <w:p>
-            <w:pPr>
-              <w:spacing w:line="360" w:lineRule="auto"/>
-              <w:jc w:val="both"/>
-              <w:rPr>
-                <w:b/>
-                <w:sz w:val="16"/>
-                <w:szCs w:val="16"/>
-              </w:rPr>
-            </w:pPr>
-          </w:p>
-        </w:tc>
-        <w:tc>
-          <w:tcPr>
-            <w:tcW w:w="1527" w:type="dxa"/>
-            <w:gridSpan w:val="2"/>
-          </w:tcPr>
-          <w:p>
-            <w:pPr>
-              <w:spacing w:line="360" w:lineRule="auto"/>
-              <w:jc w:val="both"/>
-              <w:rPr>
+            <w:tcW w:w="1972" w:type="dxa"/>
+            <w:vMerge/>
+            <w:shd w:val="clear" w:color="auto" w:fill="AEAAAA" w:themeFill="background2" w:themeFillShade="BF"/>
+          </w:tcPr>
+          <w:p>
+            <w:pPr>
+              <w:spacing w:line="360" w:lineRule="auto"/>
+              <w:jc w:val="center"/>
+              <w:rPr>
+                <w:rFonts w:cstheme="minorHAnsi"/>
+                <w:b/>
+              </w:rPr>
+            </w:pPr>
+          </w:p>
+        </w:tc>
+        <w:tc>
+          <w:tcPr>
+            <w:tcW w:w="3806" w:type="dxa"/>
+          </w:tcPr>
+          <w:p>
+            <w:pPr>
+              <w:spacing w:line="360" w:lineRule="auto"/>
+              <w:rPr>
+                <w:rFonts w:cstheme="minorHAnsi"/>
+                <w:b/>
+                <w:sz w:val="20"/>
+                <w:szCs w:val="20"/>
+              </w:rPr>
+            </w:pPr>
+            <w:r>
+              <w:rPr>
+                <w:rFonts w:cstheme="minorHAnsi"/>
+                <w:b/>
+                <w:sz w:val="20"/>
+                <w:szCs w:val="20"/>
+              </w:rPr>
+              <w:t xml:space="preserve">Requerimientos no funcionales   </w:t>
+            </w:r>
+          </w:p>
+        </w:tc>
+        <w:tc>
+          <w:tcPr>
+            <w:tcW w:w="889" w:type="dxa"/>
+            <w:shd w:val="clear" w:color="auto" w:fill="D0CECE" w:themeFill="background2" w:themeFillShade="E6"/>
+          </w:tcPr>
+          <w:p>
+            <w:pPr>
+              <w:spacing w:line="360" w:lineRule="auto"/>
+              <w:jc w:val="both"/>
+              <w:rPr>
+                <w:rFonts w:cstheme="minorHAnsi"/>
+                <w:b/>
+                <w:sz w:val="16"/>
+                <w:szCs w:val="16"/>
+              </w:rPr>
+            </w:pPr>
+          </w:p>
+        </w:tc>
+        <w:tc>
+          <w:tcPr>
+            <w:tcW w:w="889" w:type="dxa"/>
+            <w:shd w:val="clear" w:color="auto" w:fill="D0CECE" w:themeFill="background2" w:themeFillShade="E6"/>
+          </w:tcPr>
+          <w:p>
+            <w:pPr>
+              <w:spacing w:line="360" w:lineRule="auto"/>
+              <w:jc w:val="both"/>
+              <w:rPr>
+                <w:rFonts w:cstheme="minorHAnsi"/>
+                <w:b/>
+                <w:sz w:val="16"/>
+                <w:szCs w:val="16"/>
+              </w:rPr>
+            </w:pPr>
+          </w:p>
+        </w:tc>
+        <w:tc>
+          <w:tcPr>
+            <w:tcW w:w="889" w:type="dxa"/>
+            <w:shd w:val="clear" w:color="auto" w:fill="FFFFFF" w:themeFill="background1"/>
+          </w:tcPr>
+          <w:p>
+            <w:pPr>
+              <w:spacing w:line="360" w:lineRule="auto"/>
+              <w:jc w:val="both"/>
+              <w:rPr>
+                <w:rFonts w:cstheme="minorHAnsi"/>
+                <w:b/>
+                <w:sz w:val="16"/>
+                <w:szCs w:val="16"/>
+              </w:rPr>
+            </w:pPr>
+          </w:p>
+        </w:tc>
+        <w:tc>
+          <w:tcPr>
+            <w:tcW w:w="889" w:type="dxa"/>
+          </w:tcPr>
+          <w:p>
+            <w:pPr>
+              <w:spacing w:line="360" w:lineRule="auto"/>
+              <w:jc w:val="both"/>
+              <w:rPr>
+                <w:rFonts w:cstheme="minorHAnsi"/>
+                <w:b/>
+                <w:sz w:val="16"/>
+                <w:szCs w:val="16"/>
+              </w:rPr>
+            </w:pPr>
+          </w:p>
+        </w:tc>
+        <w:tc>
+          <w:tcPr>
+            <w:tcW w:w="889" w:type="dxa"/>
+          </w:tcPr>
+          <w:p>
+            <w:pPr>
+              <w:spacing w:line="360" w:lineRule="auto"/>
+              <w:jc w:val="both"/>
+              <w:rPr>
+                <w:rFonts w:cstheme="minorHAnsi"/>
                 <w:b/>
                 <w:sz w:val="16"/>
                 <w:szCs w:val="16"/>
@@ -7740,104 +7895,131 @@
       </w:tr>
       <w:tr>
         <w:trPr>
-          <w:trHeight w:val="576"/>
+          <w:trHeight w:val="348"/>
         </w:trPr>
         <w:tc>
           <w:tcPr>
-            <w:tcW w:w="3466" w:type="dxa"/>
-          </w:tcPr>
-          <w:p>
-            <w:pPr>
-              <w:spacing w:line="360" w:lineRule="auto"/>
-              <w:jc w:val="both"/>
-              <w:rPr>
-                <w:b/>
-              </w:rPr>
-            </w:pPr>
-            <w:r>
-              <w:rPr>
-                <w:b/>
-              </w:rPr>
-              <w:t>Grupos y comunidad</w:t>
-            </w:r>
-          </w:p>
-        </w:tc>
-        <w:tc>
-          <w:tcPr>
-            <w:tcW w:w="1562" w:type="dxa"/>
-          </w:tcPr>
-          <w:p>
-            <w:pPr>
-              <w:spacing w:line="360" w:lineRule="auto"/>
-              <w:jc w:val="both"/>
-              <w:rPr>
-                <w:b/>
-                <w:sz w:val="16"/>
-                <w:szCs w:val="16"/>
-              </w:rPr>
-            </w:pPr>
-          </w:p>
-        </w:tc>
-        <w:tc>
-          <w:tcPr>
-            <w:tcW w:w="1524" w:type="dxa"/>
-          </w:tcPr>
-          <w:p>
-            <w:pPr>
-              <w:spacing w:line="360" w:lineRule="auto"/>
-              <w:jc w:val="both"/>
-              <w:rPr>
-                <w:b/>
-                <w:sz w:val="16"/>
-                <w:szCs w:val="16"/>
-              </w:rPr>
-            </w:pPr>
-          </w:p>
-        </w:tc>
-        <w:tc>
-          <w:tcPr>
-            <w:tcW w:w="1527" w:type="dxa"/>
-            <w:shd w:val="clear" w:color="auto" w:fill="FFF2CC" w:themeFill="accent4" w:themeFillTint="33"/>
-          </w:tcPr>
-          <w:p>
-            <w:pPr>
-              <w:spacing w:line="360" w:lineRule="auto"/>
-              <w:jc w:val="both"/>
-              <w:rPr>
-                <w:b/>
-                <w:sz w:val="16"/>
-                <w:szCs w:val="16"/>
-              </w:rPr>
-            </w:pPr>
-          </w:p>
-        </w:tc>
-        <w:tc>
-          <w:tcPr>
-            <w:tcW w:w="1541" w:type="dxa"/>
-            <w:gridSpan w:val="2"/>
-          </w:tcPr>
-          <w:p>
-            <w:pPr>
-              <w:spacing w:line="360" w:lineRule="auto"/>
-              <w:jc w:val="both"/>
-              <w:rPr>
-                <w:b/>
-                <w:sz w:val="16"/>
-                <w:szCs w:val="16"/>
-              </w:rPr>
-            </w:pPr>
-          </w:p>
-        </w:tc>
-        <w:tc>
-          <w:tcPr>
-            <w:tcW w:w="1527" w:type="dxa"/>
-            <w:gridSpan w:val="2"/>
-          </w:tcPr>
-          <w:p>
-            <w:pPr>
-              <w:spacing w:line="360" w:lineRule="auto"/>
-              <w:jc w:val="both"/>
-              <w:rPr>
+            <w:tcW w:w="1972" w:type="dxa"/>
+            <w:vMerge/>
+            <w:shd w:val="clear" w:color="auto" w:fill="AEAAAA" w:themeFill="background2" w:themeFillShade="BF"/>
+          </w:tcPr>
+          <w:p>
+            <w:pPr>
+              <w:spacing w:line="360" w:lineRule="auto"/>
+              <w:jc w:val="center"/>
+              <w:rPr>
+                <w:rFonts w:cstheme="minorHAnsi"/>
+                <w:b/>
+              </w:rPr>
+            </w:pPr>
+          </w:p>
+        </w:tc>
+        <w:tc>
+          <w:tcPr>
+            <w:tcW w:w="3806" w:type="dxa"/>
+          </w:tcPr>
+          <w:p>
+            <w:pPr>
+              <w:spacing w:line="360" w:lineRule="auto"/>
+              <w:rPr>
+                <w:rFonts w:cstheme="minorHAnsi"/>
+                <w:b/>
+                <w:sz w:val="20"/>
+                <w:szCs w:val="20"/>
+              </w:rPr>
+            </w:pPr>
+            <w:r>
+              <w:rPr>
+                <w:rFonts w:cstheme="minorHAnsi"/>
+                <w:b/>
+                <w:sz w:val="20"/>
+                <w:szCs w:val="20"/>
+              </w:rPr>
+              <w:t>Validación de requerimientos</w:t>
+            </w:r>
+          </w:p>
+        </w:tc>
+        <w:tc>
+          <w:tcPr>
+            <w:tcW w:w="889" w:type="dxa"/>
+            <w:shd w:val="clear" w:color="auto" w:fill="FFFFFF" w:themeFill="background1"/>
+          </w:tcPr>
+          <w:p>
+            <w:pPr>
+              <w:spacing w:line="360" w:lineRule="auto"/>
+              <w:jc w:val="both"/>
+              <w:rPr>
+                <w:rFonts w:cstheme="minorHAnsi"/>
+                <w:b/>
+                <w:sz w:val="16"/>
+                <w:szCs w:val="16"/>
+              </w:rPr>
+            </w:pPr>
+          </w:p>
+        </w:tc>
+        <w:tc>
+          <w:tcPr>
+            <w:tcW w:w="889" w:type="dxa"/>
+            <w:shd w:val="clear" w:color="auto" w:fill="D0CECE" w:themeFill="background2" w:themeFillShade="E6"/>
+          </w:tcPr>
+          <w:p>
+            <w:pPr>
+              <w:spacing w:line="360" w:lineRule="auto"/>
+              <w:jc w:val="both"/>
+              <w:rPr>
+                <w:rFonts w:cstheme="minorHAnsi"/>
+                <w:b/>
+                <w:sz w:val="16"/>
+                <w:szCs w:val="16"/>
+              </w:rPr>
+            </w:pPr>
+          </w:p>
+        </w:tc>
+        <w:tc>
+          <w:tcPr>
+            <w:tcW w:w="889" w:type="dxa"/>
+            <w:shd w:val="clear" w:color="auto" w:fill="FFFFFF" w:themeFill="background1"/>
+          </w:tcPr>
+          <w:p>
+            <w:pPr>
+              <w:spacing w:line="360" w:lineRule="auto"/>
+              <w:jc w:val="both"/>
+              <w:rPr>
+                <w:rFonts w:cstheme="minorHAnsi"/>
+                <w:b/>
+                <w:sz w:val="16"/>
+                <w:szCs w:val="16"/>
+              </w:rPr>
+            </w:pPr>
+          </w:p>
+        </w:tc>
+        <w:tc>
+          <w:tcPr>
+            <w:tcW w:w="889" w:type="dxa"/>
+          </w:tcPr>
+          <w:p>
+            <w:pPr>
+              <w:spacing w:line="360" w:lineRule="auto"/>
+              <w:jc w:val="both"/>
+              <w:rPr>
+                <w:rFonts w:cstheme="minorHAnsi"/>
+                <w:b/>
+                <w:sz w:val="16"/>
+                <w:szCs w:val="16"/>
+              </w:rPr>
+            </w:pPr>
+          </w:p>
+        </w:tc>
+        <w:tc>
+          <w:tcPr>
+            <w:tcW w:w="889" w:type="dxa"/>
+          </w:tcPr>
+          <w:p>
+            <w:pPr>
+              <w:spacing w:line="360" w:lineRule="auto"/>
+              <w:jc w:val="both"/>
+              <w:rPr>
+                <w:rFonts w:cstheme="minorHAnsi"/>
                 <w:b/>
                 <w:sz w:val="16"/>
                 <w:szCs w:val="16"/>
@@ -7848,104 +8030,146 @@
       </w:tr>
       <w:tr>
         <w:trPr>
-          <w:trHeight w:val="576"/>
+          <w:trHeight w:val="386"/>
         </w:trPr>
         <w:tc>
           <w:tcPr>
-            <w:tcW w:w="3466" w:type="dxa"/>
-          </w:tcPr>
-          <w:p>
-            <w:pPr>
-              <w:spacing w:line="360" w:lineRule="auto"/>
-              <w:jc w:val="both"/>
-              <w:rPr>
-                <w:b/>
-              </w:rPr>
-            </w:pPr>
-            <w:r>
-              <w:rPr>
-                <w:b/>
-              </w:rPr>
-              <w:t>Integración parcial</w:t>
-            </w:r>
-          </w:p>
-        </w:tc>
-        <w:tc>
-          <w:tcPr>
-            <w:tcW w:w="1562" w:type="dxa"/>
-          </w:tcPr>
-          <w:p>
-            <w:pPr>
-              <w:spacing w:line="360" w:lineRule="auto"/>
-              <w:jc w:val="both"/>
-              <w:rPr>
-                <w:b/>
-                <w:sz w:val="16"/>
-                <w:szCs w:val="16"/>
-              </w:rPr>
-            </w:pPr>
-          </w:p>
-        </w:tc>
-        <w:tc>
-          <w:tcPr>
-            <w:tcW w:w="1524" w:type="dxa"/>
-          </w:tcPr>
-          <w:p>
-            <w:pPr>
-              <w:spacing w:line="360" w:lineRule="auto"/>
-              <w:jc w:val="both"/>
-              <w:rPr>
-                <w:b/>
-                <w:sz w:val="16"/>
-                <w:szCs w:val="16"/>
-              </w:rPr>
-            </w:pPr>
-          </w:p>
-        </w:tc>
-        <w:tc>
-          <w:tcPr>
-            <w:tcW w:w="1527" w:type="dxa"/>
-          </w:tcPr>
-          <w:p>
-            <w:pPr>
-              <w:spacing w:line="360" w:lineRule="auto"/>
-              <w:jc w:val="both"/>
-              <w:rPr>
-                <w:b/>
-                <w:sz w:val="16"/>
-                <w:szCs w:val="16"/>
-              </w:rPr>
-            </w:pPr>
-          </w:p>
-        </w:tc>
-        <w:tc>
-          <w:tcPr>
-            <w:tcW w:w="1541" w:type="dxa"/>
-            <w:gridSpan w:val="2"/>
-            <w:shd w:val="clear" w:color="auto" w:fill="FBE4D5" w:themeFill="accent2" w:themeFillTint="33"/>
-          </w:tcPr>
-          <w:p>
-            <w:pPr>
-              <w:spacing w:line="360" w:lineRule="auto"/>
-              <w:jc w:val="both"/>
-              <w:rPr>
-                <w:b/>
-                <w:sz w:val="16"/>
-                <w:szCs w:val="16"/>
-              </w:rPr>
-            </w:pPr>
-          </w:p>
-        </w:tc>
-        <w:tc>
-          <w:tcPr>
-            <w:tcW w:w="1527" w:type="dxa"/>
-            <w:gridSpan w:val="2"/>
-          </w:tcPr>
-          <w:p>
-            <w:pPr>
-              <w:spacing w:line="360" w:lineRule="auto"/>
-              <w:jc w:val="both"/>
-              <w:rPr>
+            <w:tcW w:w="1972" w:type="dxa"/>
+            <w:vMerge w:val="restart"/>
+            <w:shd w:val="clear" w:color="auto" w:fill="B4C6E7" w:themeFill="accent1" w:themeFillTint="66"/>
+          </w:tcPr>
+          <w:p>
+            <w:pPr>
+              <w:spacing w:line="360" w:lineRule="auto"/>
+              <w:rPr>
+                <w:rFonts w:cstheme="minorHAnsi"/>
+                <w:b/>
+              </w:rPr>
+            </w:pPr>
+          </w:p>
+          <w:p>
+            <w:pPr>
+              <w:spacing w:line="360" w:lineRule="auto"/>
+              <w:jc w:val="center"/>
+              <w:rPr>
+                <w:rFonts w:cstheme="minorHAnsi"/>
+                <w:b/>
+              </w:rPr>
+            </w:pPr>
+            <w:r>
+              <w:rPr>
+                <w:rFonts w:cstheme="minorHAnsi"/>
+                <w:b/>
+              </w:rPr>
+              <w:t>DISEÑO DEL SISTEMA</w:t>
+            </w:r>
+          </w:p>
+        </w:tc>
+        <w:tc>
+          <w:tcPr>
+            <w:tcW w:w="3806" w:type="dxa"/>
+          </w:tcPr>
+          <w:p>
+            <w:pPr>
+              <w:spacing w:line="360" w:lineRule="auto"/>
+              <w:rPr>
+                <w:rFonts w:cstheme="minorHAnsi"/>
+                <w:b/>
+                <w:sz w:val="20"/>
+                <w:szCs w:val="20"/>
+              </w:rPr>
+            </w:pPr>
+            <w:r>
+              <w:rPr>
+                <w:rFonts w:cstheme="minorHAnsi"/>
+                <w:b/>
+                <w:sz w:val="20"/>
+                <w:szCs w:val="20"/>
+              </w:rPr>
+              <w:t xml:space="preserve">Diseño de arquitectura  </w:t>
+            </w:r>
+          </w:p>
+        </w:tc>
+        <w:tc>
+          <w:tcPr>
+            <w:tcW w:w="889" w:type="dxa"/>
+          </w:tcPr>
+          <w:p>
+            <w:pPr>
+              <w:spacing w:line="360" w:lineRule="auto"/>
+              <w:jc w:val="both"/>
+              <w:rPr>
+                <w:rFonts w:cstheme="minorHAnsi"/>
+                <w:b/>
+                <w:sz w:val="16"/>
+                <w:szCs w:val="16"/>
+              </w:rPr>
+            </w:pPr>
+          </w:p>
+        </w:tc>
+        <w:tc>
+          <w:tcPr>
+            <w:tcW w:w="889" w:type="dxa"/>
+            <w:shd w:val="clear" w:color="auto" w:fill="D9E2F3" w:themeFill="accent1" w:themeFillTint="33"/>
+          </w:tcPr>
+          <w:p>
+            <w:pPr>
+              <w:spacing w:line="360" w:lineRule="auto"/>
+              <w:jc w:val="both"/>
+              <w:rPr>
+                <w:rFonts w:cstheme="minorHAnsi"/>
+                <w:b/>
+                <w:sz w:val="16"/>
+                <w:szCs w:val="16"/>
+              </w:rPr>
+            </w:pPr>
+          </w:p>
+        </w:tc>
+        <w:tc>
+          <w:tcPr>
+            <w:tcW w:w="889" w:type="dxa"/>
+          </w:tcPr>
+          <w:p>
+            <w:pPr>
+              <w:spacing w:line="360" w:lineRule="auto"/>
+              <w:jc w:val="both"/>
+              <w:rPr>
+                <w:rFonts w:cstheme="minorHAnsi"/>
+                <w:b/>
+                <w:sz w:val="16"/>
+                <w:szCs w:val="16"/>
+              </w:rPr>
+            </w:pPr>
+          </w:p>
+        </w:tc>
+        <w:tc>
+          <w:tcPr>
+            <w:tcW w:w="889" w:type="dxa"/>
+            <w:shd w:val="clear" w:color="auto" w:fill="FFFFFF" w:themeFill="background1"/>
+          </w:tcPr>
+          <w:p>
+            <w:pPr>
+              <w:spacing w:line="360" w:lineRule="auto"/>
+              <w:jc w:val="both"/>
+              <w:rPr>
+                <w:rFonts w:cstheme="minorHAnsi"/>
+                <w:b/>
+                <w:sz w:val="16"/>
+                <w:szCs w:val="16"/>
+              </w:rPr>
+            </w:pPr>
+          </w:p>
+        </w:tc>
+        <w:tc>
+          <w:tcPr>
+            <w:tcW w:w="889" w:type="dxa"/>
+          </w:tcPr>
+          <w:p>
+            <w:pPr>
+              <w:spacing w:line="360" w:lineRule="auto"/>
+              <w:jc w:val="both"/>
+              <w:rPr>
+                <w:rFonts w:cstheme="minorHAnsi"/>
                 <w:b/>
                 <w:sz w:val="16"/>
                 <w:szCs w:val="16"/>
@@ -7956,214 +8180,264 @@
       </w:tr>
       <w:tr>
         <w:trPr>
-          <w:trHeight w:val="576"/>
+          <w:trHeight w:val="293"/>
         </w:trPr>
         <w:tc>
           <w:tcPr>
-            <w:tcW w:w="3466" w:type="dxa"/>
-          </w:tcPr>
-          <w:p>
-            <w:pPr>
-              <w:spacing w:line="360" w:lineRule="auto"/>
-              <w:jc w:val="both"/>
-              <w:rPr>
-                <w:b/>
-              </w:rPr>
-            </w:pPr>
-            <w:r>
-              <w:rPr>
-                <w:b/>
-              </w:rPr>
-              <w:t>Integración de mapa</w:t>
-            </w:r>
-          </w:p>
-        </w:tc>
-        <w:tc>
-          <w:tcPr>
-            <w:tcW w:w="1562" w:type="dxa"/>
-          </w:tcPr>
-          <w:p>
-            <w:pPr>
-              <w:spacing w:line="360" w:lineRule="auto"/>
-              <w:jc w:val="both"/>
-              <w:rPr>
-                <w:b/>
-                <w:sz w:val="16"/>
-                <w:szCs w:val="16"/>
-              </w:rPr>
-            </w:pPr>
-          </w:p>
-        </w:tc>
-        <w:tc>
-          <w:tcPr>
-            <w:tcW w:w="1524" w:type="dxa"/>
-          </w:tcPr>
-          <w:p>
-            <w:pPr>
-              <w:spacing w:line="360" w:lineRule="auto"/>
-              <w:jc w:val="both"/>
-              <w:rPr>
-                <w:b/>
-                <w:sz w:val="16"/>
-                <w:szCs w:val="16"/>
-              </w:rPr>
-            </w:pPr>
-          </w:p>
-        </w:tc>
-        <w:tc>
-          <w:tcPr>
-            <w:tcW w:w="1527" w:type="dxa"/>
-          </w:tcPr>
-          <w:p>
-            <w:pPr>
-              <w:spacing w:line="360" w:lineRule="auto"/>
-              <w:jc w:val="both"/>
-              <w:rPr>
-                <w:b/>
-                <w:sz w:val="16"/>
-                <w:szCs w:val="16"/>
-              </w:rPr>
-            </w:pPr>
-          </w:p>
-        </w:tc>
-        <w:tc>
-          <w:tcPr>
-            <w:tcW w:w="1541" w:type="dxa"/>
-            <w:gridSpan w:val="2"/>
-            <w:shd w:val="clear" w:color="auto" w:fill="FBE4D5" w:themeFill="accent2" w:themeFillTint="33"/>
-          </w:tcPr>
-          <w:p>
-            <w:pPr>
-              <w:spacing w:line="360" w:lineRule="auto"/>
-              <w:jc w:val="both"/>
-              <w:rPr>
-                <w:b/>
-                <w:sz w:val="16"/>
-                <w:szCs w:val="16"/>
-              </w:rPr>
-            </w:pPr>
-          </w:p>
-        </w:tc>
-        <w:tc>
-          <w:tcPr>
-            <w:tcW w:w="1527" w:type="dxa"/>
-            <w:gridSpan w:val="2"/>
-          </w:tcPr>
-          <w:p>
-            <w:pPr>
-              <w:spacing w:line="360" w:lineRule="auto"/>
-              <w:jc w:val="both"/>
-              <w:rPr>
-                <w:b/>
-                <w:sz w:val="16"/>
-                <w:szCs w:val="16"/>
-              </w:rPr>
-            </w:pPr>
-          </w:p>
-        </w:tc>
-        <w:bookmarkStart w:id="0" w:name="_GoBack"/>
-        <w:bookmarkEnd w:id="0"/>
+            <w:tcW w:w="1972" w:type="dxa"/>
+            <w:vMerge/>
+            <w:shd w:val="clear" w:color="auto" w:fill="B4C6E7" w:themeFill="accent1" w:themeFillTint="66"/>
+          </w:tcPr>
+          <w:p>
+            <w:pPr>
+              <w:spacing w:line="360" w:lineRule="auto"/>
+              <w:jc w:val="center"/>
+              <w:rPr>
+                <w:rFonts w:cstheme="minorHAnsi"/>
+                <w:b/>
+              </w:rPr>
+            </w:pPr>
+          </w:p>
+        </w:tc>
+        <w:tc>
+          <w:tcPr>
+            <w:tcW w:w="3806" w:type="dxa"/>
+          </w:tcPr>
+          <w:p>
+            <w:pPr>
+              <w:spacing w:line="360" w:lineRule="auto"/>
+              <w:rPr>
+                <w:rFonts w:cstheme="minorHAnsi"/>
+                <w:b/>
+                <w:sz w:val="20"/>
+                <w:szCs w:val="20"/>
+              </w:rPr>
+            </w:pPr>
+            <w:r>
+              <w:rPr>
+                <w:rFonts w:cstheme="minorHAnsi"/>
+                <w:b/>
+                <w:sz w:val="20"/>
+                <w:szCs w:val="20"/>
+              </w:rPr>
+              <w:t>Diseño de base de datos</w:t>
+            </w:r>
+          </w:p>
+        </w:tc>
+        <w:tc>
+          <w:tcPr>
+            <w:tcW w:w="889" w:type="dxa"/>
+          </w:tcPr>
+          <w:p>
+            <w:pPr>
+              <w:spacing w:line="360" w:lineRule="auto"/>
+              <w:jc w:val="both"/>
+              <w:rPr>
+                <w:rFonts w:cstheme="minorHAnsi"/>
+                <w:b/>
+                <w:sz w:val="16"/>
+                <w:szCs w:val="16"/>
+              </w:rPr>
+            </w:pPr>
+          </w:p>
+        </w:tc>
+        <w:tc>
+          <w:tcPr>
+            <w:tcW w:w="889" w:type="dxa"/>
+            <w:shd w:val="clear" w:color="auto" w:fill="D9E2F3" w:themeFill="accent1" w:themeFillTint="33"/>
+          </w:tcPr>
+          <w:p>
+            <w:pPr>
+              <w:spacing w:line="360" w:lineRule="auto"/>
+              <w:jc w:val="both"/>
+              <w:rPr>
+                <w:rFonts w:cstheme="minorHAnsi"/>
+                <w:b/>
+                <w:sz w:val="16"/>
+                <w:szCs w:val="16"/>
+              </w:rPr>
+            </w:pPr>
+          </w:p>
+        </w:tc>
+        <w:tc>
+          <w:tcPr>
+            <w:tcW w:w="889" w:type="dxa"/>
+          </w:tcPr>
+          <w:p>
+            <w:pPr>
+              <w:spacing w:line="360" w:lineRule="auto"/>
+              <w:jc w:val="both"/>
+              <w:rPr>
+                <w:rFonts w:cstheme="minorHAnsi"/>
+                <w:b/>
+                <w:sz w:val="16"/>
+                <w:szCs w:val="16"/>
+              </w:rPr>
+            </w:pPr>
+          </w:p>
+        </w:tc>
+        <w:tc>
+          <w:tcPr>
+            <w:tcW w:w="889" w:type="dxa"/>
+            <w:shd w:val="clear" w:color="auto" w:fill="FFFFFF" w:themeFill="background1"/>
+          </w:tcPr>
+          <w:p>
+            <w:pPr>
+              <w:spacing w:line="360" w:lineRule="auto"/>
+              <w:jc w:val="both"/>
+              <w:rPr>
+                <w:rFonts w:cstheme="minorHAnsi"/>
+                <w:b/>
+                <w:sz w:val="16"/>
+                <w:szCs w:val="16"/>
+              </w:rPr>
+            </w:pPr>
+          </w:p>
+        </w:tc>
+        <w:tc>
+          <w:tcPr>
+            <w:tcW w:w="889" w:type="dxa"/>
+          </w:tcPr>
+          <w:p>
+            <w:pPr>
+              <w:spacing w:line="360" w:lineRule="auto"/>
+              <w:jc w:val="both"/>
+              <w:rPr>
+                <w:rFonts w:cstheme="minorHAnsi"/>
+                <w:b/>
+                <w:sz w:val="16"/>
+                <w:szCs w:val="16"/>
+              </w:rPr>
+            </w:pPr>
+          </w:p>
+        </w:tc>
       </w:tr>
       <w:tr>
         <w:trPr>
-          <w:trHeight w:val="576"/>
+          <w:trHeight w:val="330"/>
         </w:trPr>
         <w:tc>
           <w:tcPr>
-            <w:tcW w:w="3466" w:type="dxa"/>
-          </w:tcPr>
-          <w:p>
-            <w:pPr>
-              <w:spacing w:line="360" w:lineRule="auto"/>
-              <w:jc w:val="both"/>
-              <w:rPr>
-                <w:b/>
-              </w:rPr>
-            </w:pPr>
-            <w:r>
-              <w:rPr>
-                <w:b/>
-              </w:rPr>
-              <w:t>Pruebas funcionales</w:t>
-            </w:r>
-          </w:p>
-        </w:tc>
-        <w:tc>
-          <w:tcPr>
-            <w:tcW w:w="1562" w:type="dxa"/>
-          </w:tcPr>
-          <w:p>
-            <w:pPr>
-              <w:spacing w:line="360" w:lineRule="auto"/>
-              <w:jc w:val="both"/>
-              <w:rPr>
-                <w:b/>
-                <w:sz w:val="16"/>
-                <w:szCs w:val="16"/>
-              </w:rPr>
-            </w:pPr>
-          </w:p>
-        </w:tc>
-        <w:tc>
-          <w:tcPr>
-            <w:tcW w:w="1524" w:type="dxa"/>
-          </w:tcPr>
-          <w:p>
-            <w:pPr>
-              <w:spacing w:line="360" w:lineRule="auto"/>
-              <w:jc w:val="both"/>
-              <w:rPr>
-                <w:b/>
-                <w:sz w:val="16"/>
-                <w:szCs w:val="16"/>
-              </w:rPr>
-            </w:pPr>
-          </w:p>
-        </w:tc>
-        <w:tc>
-          <w:tcPr>
-            <w:tcW w:w="1527" w:type="dxa"/>
-          </w:tcPr>
-          <w:p>
-            <w:pPr>
-              <w:spacing w:line="360" w:lineRule="auto"/>
-              <w:jc w:val="both"/>
-              <w:rPr>
-                <w:b/>
-                <w:sz w:val="16"/>
-                <w:szCs w:val="16"/>
-              </w:rPr>
-            </w:pPr>
-          </w:p>
-        </w:tc>
-        <w:tc>
-          <w:tcPr>
-            <w:tcW w:w="1541" w:type="dxa"/>
-            <w:gridSpan w:val="2"/>
-            <w:shd w:val="clear" w:color="auto" w:fill="FBE4D5" w:themeFill="accent2" w:themeFillTint="33"/>
-          </w:tcPr>
-          <w:p>
-            <w:pPr>
-              <w:spacing w:line="360" w:lineRule="auto"/>
-              <w:jc w:val="both"/>
-              <w:rPr>
-                <w:b/>
-                <w:sz w:val="16"/>
-                <w:szCs w:val="16"/>
-              </w:rPr>
-            </w:pPr>
-          </w:p>
-        </w:tc>
-        <w:tc>
-          <w:tcPr>
-            <w:tcW w:w="1527" w:type="dxa"/>
-            <w:gridSpan w:val="2"/>
-          </w:tcPr>
-          <w:p>
-            <w:pPr>
-              <w:spacing w:line="360" w:lineRule="auto"/>
-              <w:jc w:val="both"/>
-              <w:rPr>
+            <w:tcW w:w="1972" w:type="dxa"/>
+            <w:vMerge/>
+            <w:shd w:val="clear" w:color="auto" w:fill="B4C6E7" w:themeFill="accent1" w:themeFillTint="66"/>
+          </w:tcPr>
+          <w:p>
+            <w:pPr>
+              <w:spacing w:line="360" w:lineRule="auto"/>
+              <w:jc w:val="center"/>
+              <w:rPr>
+                <w:rFonts w:cstheme="minorHAnsi"/>
+                <w:b/>
+              </w:rPr>
+            </w:pPr>
+          </w:p>
+        </w:tc>
+        <w:tc>
+          <w:tcPr>
+            <w:tcW w:w="3806" w:type="dxa"/>
+          </w:tcPr>
+          <w:p>
+            <w:pPr>
+              <w:spacing w:line="360" w:lineRule="auto"/>
+              <w:rPr>
+                <w:rFonts w:cstheme="minorHAnsi"/>
+                <w:b/>
+                <w:sz w:val="20"/>
+                <w:szCs w:val="20"/>
+              </w:rPr>
+            </w:pPr>
+            <w:r>
+              <w:rPr>
+                <w:rFonts w:cstheme="minorHAnsi"/>
+                <w:b/>
+                <w:sz w:val="20"/>
+                <w:szCs w:val="20"/>
+              </w:rPr>
+              <w:t>Diseño de interfaces</w:t>
+            </w:r>
+          </w:p>
+        </w:tc>
+        <w:tc>
+          <w:tcPr>
+            <w:tcW w:w="889" w:type="dxa"/>
+          </w:tcPr>
+          <w:p>
+            <w:pPr>
+              <w:spacing w:line="360" w:lineRule="auto"/>
+              <w:jc w:val="both"/>
+              <w:rPr>
+                <w:rFonts w:cstheme="minorHAnsi"/>
+                <w:b/>
+                <w:sz w:val="16"/>
+                <w:szCs w:val="16"/>
+              </w:rPr>
+            </w:pPr>
+          </w:p>
+        </w:tc>
+        <w:tc>
+          <w:tcPr>
+            <w:tcW w:w="889" w:type="dxa"/>
+            <w:shd w:val="clear" w:color="auto" w:fill="D9E2F3" w:themeFill="accent1" w:themeFillTint="33"/>
+          </w:tcPr>
+          <w:p>
+            <w:pPr>
+              <w:spacing w:line="360" w:lineRule="auto"/>
+              <w:jc w:val="both"/>
+              <w:rPr>
+                <w:rFonts w:cstheme="minorHAnsi"/>
+                <w:b/>
+                <w:sz w:val="16"/>
+                <w:szCs w:val="16"/>
+              </w:rPr>
+            </w:pPr>
+          </w:p>
+        </w:tc>
+        <w:tc>
+          <w:tcPr>
+            <w:tcW w:w="889" w:type="dxa"/>
+          </w:tcPr>
+          <w:p>
+            <w:pPr>
+              <w:spacing w:line="360" w:lineRule="auto"/>
+              <w:jc w:val="both"/>
+              <w:rPr>
+                <w:rFonts w:cstheme="minorHAnsi"/>
+                <w:b/>
+                <w:sz w:val="16"/>
+                <w:szCs w:val="16"/>
+              </w:rPr>
+            </w:pPr>
+          </w:p>
+        </w:tc>
+        <w:tc>
+          <w:tcPr>
+            <w:tcW w:w="889" w:type="dxa"/>
+            <w:shd w:val="clear" w:color="auto" w:fill="FFFFFF" w:themeFill="background1"/>
+          </w:tcPr>
+          <w:p>
+            <w:pPr>
+              <w:spacing w:line="360" w:lineRule="auto"/>
+              <w:jc w:val="both"/>
+              <w:rPr>
+                <w:rFonts w:cstheme="minorHAnsi"/>
+                <w:b/>
+                <w:sz w:val="16"/>
+                <w:szCs w:val="16"/>
+              </w:rPr>
+            </w:pPr>
+          </w:p>
+        </w:tc>
+        <w:tc>
+          <w:tcPr>
+            <w:tcW w:w="889" w:type="dxa"/>
+          </w:tcPr>
+          <w:p>
+            <w:pPr>
+              <w:spacing w:line="360" w:lineRule="auto"/>
+              <w:jc w:val="both"/>
+              <w:rPr>
+                <w:rFonts w:cstheme="minorHAnsi"/>
                 <w:b/>
                 <w:sz w:val="16"/>
                 <w:szCs w:val="16"/>
@@ -8174,104 +8448,130 @@
       </w:tr>
       <w:tr>
         <w:trPr>
-          <w:trHeight w:val="576"/>
+          <w:trHeight w:val="338"/>
         </w:trPr>
         <w:tc>
           <w:tcPr>
-            <w:tcW w:w="3466" w:type="dxa"/>
-          </w:tcPr>
-          <w:p>
-            <w:pPr>
-              <w:spacing w:line="360" w:lineRule="auto"/>
-              <w:jc w:val="both"/>
-              <w:rPr>
-                <w:b/>
-              </w:rPr>
-            </w:pPr>
-            <w:r>
-              <w:rPr>
-                <w:b/>
-              </w:rPr>
-              <w:t>Corrección de errores</w:t>
-            </w:r>
-          </w:p>
-        </w:tc>
-        <w:tc>
-          <w:tcPr>
-            <w:tcW w:w="1562" w:type="dxa"/>
-          </w:tcPr>
-          <w:p>
-            <w:pPr>
-              <w:spacing w:line="360" w:lineRule="auto"/>
-              <w:jc w:val="both"/>
-              <w:rPr>
-                <w:b/>
-                <w:sz w:val="16"/>
-                <w:szCs w:val="16"/>
-              </w:rPr>
-            </w:pPr>
-          </w:p>
-        </w:tc>
-        <w:tc>
-          <w:tcPr>
-            <w:tcW w:w="1524" w:type="dxa"/>
-          </w:tcPr>
-          <w:p>
-            <w:pPr>
-              <w:spacing w:line="360" w:lineRule="auto"/>
-              <w:jc w:val="both"/>
-              <w:rPr>
-                <w:b/>
-                <w:sz w:val="16"/>
-                <w:szCs w:val="16"/>
-              </w:rPr>
-            </w:pPr>
-          </w:p>
-        </w:tc>
-        <w:tc>
-          <w:tcPr>
-            <w:tcW w:w="1527" w:type="dxa"/>
-          </w:tcPr>
-          <w:p>
-            <w:pPr>
-              <w:spacing w:line="360" w:lineRule="auto"/>
-              <w:jc w:val="both"/>
-              <w:rPr>
-                <w:b/>
-                <w:sz w:val="16"/>
-                <w:szCs w:val="16"/>
-              </w:rPr>
-            </w:pPr>
-          </w:p>
-        </w:tc>
-        <w:tc>
-          <w:tcPr>
-            <w:tcW w:w="1541" w:type="dxa"/>
-            <w:gridSpan w:val="2"/>
-            <w:shd w:val="clear" w:color="auto" w:fill="FBE4D5" w:themeFill="accent2" w:themeFillTint="33"/>
-          </w:tcPr>
-          <w:p>
-            <w:pPr>
-              <w:spacing w:line="360" w:lineRule="auto"/>
-              <w:jc w:val="both"/>
-              <w:rPr>
-                <w:b/>
-                <w:sz w:val="16"/>
-                <w:szCs w:val="16"/>
-              </w:rPr>
-            </w:pPr>
-          </w:p>
-        </w:tc>
-        <w:tc>
-          <w:tcPr>
-            <w:tcW w:w="1527" w:type="dxa"/>
-            <w:gridSpan w:val="2"/>
-          </w:tcPr>
-          <w:p>
-            <w:pPr>
-              <w:spacing w:line="360" w:lineRule="auto"/>
-              <w:jc w:val="both"/>
-              <w:rPr>
+            <w:tcW w:w="1972" w:type="dxa"/>
+            <w:vMerge/>
+            <w:shd w:val="clear" w:color="auto" w:fill="B4C6E7" w:themeFill="accent1" w:themeFillTint="66"/>
+          </w:tcPr>
+          <w:p>
+            <w:pPr>
+              <w:spacing w:line="360" w:lineRule="auto"/>
+              <w:jc w:val="center"/>
+              <w:rPr>
+                <w:rFonts w:cstheme="minorHAnsi"/>
+                <w:b/>
+              </w:rPr>
+            </w:pPr>
+          </w:p>
+        </w:tc>
+        <w:tc>
+          <w:tcPr>
+            <w:tcW w:w="3806" w:type="dxa"/>
+          </w:tcPr>
+          <w:p>
+            <w:pPr>
+              <w:spacing w:line="360" w:lineRule="auto"/>
+              <w:rPr>
+                <w:rFonts w:cstheme="minorHAnsi"/>
+                <w:b/>
+                <w:sz w:val="20"/>
+                <w:szCs w:val="20"/>
+              </w:rPr>
+            </w:pPr>
+            <w:r>
+              <w:rPr>
+                <w:rFonts w:cstheme="minorHAnsi"/>
+                <w:b/>
+                <w:sz w:val="20"/>
+                <w:szCs w:val="20"/>
+              </w:rPr>
+              <w:t>Validación del diseño</w:t>
+            </w:r>
+          </w:p>
+        </w:tc>
+        <w:tc>
+          <w:tcPr>
+            <w:tcW w:w="889" w:type="dxa"/>
+          </w:tcPr>
+          <w:p>
+            <w:pPr>
+              <w:spacing w:line="360" w:lineRule="auto"/>
+              <w:jc w:val="both"/>
+              <w:rPr>
+                <w:rFonts w:cstheme="minorHAnsi"/>
+                <w:b/>
+                <w:sz w:val="16"/>
+                <w:szCs w:val="16"/>
+              </w:rPr>
+            </w:pPr>
+          </w:p>
+        </w:tc>
+        <w:tc>
+          <w:tcPr>
+            <w:tcW w:w="889" w:type="dxa"/>
+          </w:tcPr>
+          <w:p>
+            <w:pPr>
+              <w:spacing w:line="360" w:lineRule="auto"/>
+              <w:jc w:val="both"/>
+              <w:rPr>
+                <w:rFonts w:cstheme="minorHAnsi"/>
+                <w:b/>
+                <w:sz w:val="16"/>
+                <w:szCs w:val="16"/>
+              </w:rPr>
+            </w:pPr>
+          </w:p>
+        </w:tc>
+        <w:tc>
+          <w:tcPr>
+            <w:tcW w:w="889" w:type="dxa"/>
+            <w:shd w:val="clear" w:color="auto" w:fill="D9E2F3" w:themeFill="accent1" w:themeFillTint="33"/>
+          </w:tcPr>
+          <w:p>
+            <w:pPr>
+              <w:spacing w:line="360" w:lineRule="auto"/>
+              <w:jc w:val="both"/>
+              <w:rPr>
+                <w:rFonts w:cstheme="minorHAnsi"/>
+                <w:b/>
+                <w:sz w:val="16"/>
+                <w:szCs w:val="16"/>
+              </w:rPr>
+            </w:pPr>
+          </w:p>
+        </w:tc>
+        <w:tc>
+          <w:tcPr>
+            <w:tcW w:w="889" w:type="dxa"/>
+            <w:shd w:val="clear" w:color="auto" w:fill="FFFFFF" w:themeFill="background1"/>
+          </w:tcPr>
+          <w:p>
+            <w:pPr>
+              <w:spacing w:line="360" w:lineRule="auto"/>
+              <w:jc w:val="both"/>
+              <w:rPr>
+                <w:rFonts w:cstheme="minorHAnsi"/>
+                <w:b/>
+                <w:sz w:val="16"/>
+                <w:szCs w:val="16"/>
+              </w:rPr>
+            </w:pPr>
+          </w:p>
+        </w:tc>
+        <w:tc>
+          <w:tcPr>
+            <w:tcW w:w="889" w:type="dxa"/>
+          </w:tcPr>
+          <w:p>
+            <w:pPr>
+              <w:spacing w:line="360" w:lineRule="auto"/>
+              <w:jc w:val="both"/>
+              <w:rPr>
+                <w:rFonts w:cstheme="minorHAnsi"/>
                 <w:b/>
                 <w:sz w:val="16"/>
                 <w:szCs w:val="16"/>
@@ -8282,104 +8582,1967 @@
       </w:tr>
       <w:tr>
         <w:trPr>
-          <w:trHeight w:val="576"/>
+          <w:trHeight w:val="361"/>
         </w:trPr>
         <w:tc>
           <w:tcPr>
-            <w:tcW w:w="3466" w:type="dxa"/>
-          </w:tcPr>
-          <w:p>
-            <w:pPr>
-              <w:spacing w:line="360" w:lineRule="auto"/>
-              <w:jc w:val="both"/>
-              <w:rPr>
-                <w:b/>
-              </w:rPr>
-            </w:pPr>
-            <w:r>
-              <w:rPr>
-                <w:b/>
-              </w:rPr>
-              <w:t>Documentación final y cierre</w:t>
-            </w:r>
-          </w:p>
-        </w:tc>
-        <w:tc>
-          <w:tcPr>
-            <w:tcW w:w="1562" w:type="dxa"/>
-          </w:tcPr>
-          <w:p>
-            <w:pPr>
-              <w:spacing w:line="360" w:lineRule="auto"/>
-              <w:jc w:val="both"/>
-              <w:rPr>
-                <w:b/>
-                <w:sz w:val="16"/>
-                <w:szCs w:val="16"/>
-              </w:rPr>
-            </w:pPr>
-          </w:p>
-        </w:tc>
-        <w:tc>
-          <w:tcPr>
-            <w:tcW w:w="1524" w:type="dxa"/>
-          </w:tcPr>
-          <w:p>
-            <w:pPr>
-              <w:spacing w:line="360" w:lineRule="auto"/>
-              <w:jc w:val="both"/>
-              <w:rPr>
-                <w:b/>
-                <w:sz w:val="16"/>
-                <w:szCs w:val="16"/>
-              </w:rPr>
-            </w:pPr>
-          </w:p>
-        </w:tc>
-        <w:tc>
-          <w:tcPr>
-            <w:tcW w:w="1527" w:type="dxa"/>
-          </w:tcPr>
-          <w:p>
-            <w:pPr>
-              <w:spacing w:line="360" w:lineRule="auto"/>
-              <w:jc w:val="both"/>
-              <w:rPr>
-                <w:b/>
-                <w:sz w:val="16"/>
-                <w:szCs w:val="16"/>
-              </w:rPr>
-            </w:pPr>
-          </w:p>
-        </w:tc>
-        <w:tc>
-          <w:tcPr>
-            <w:tcW w:w="1541" w:type="dxa"/>
-            <w:gridSpan w:val="2"/>
-          </w:tcPr>
-          <w:p>
-            <w:pPr>
-              <w:spacing w:line="360" w:lineRule="auto"/>
-              <w:jc w:val="both"/>
-              <w:rPr>
-                <w:b/>
-                <w:sz w:val="16"/>
-                <w:szCs w:val="16"/>
-              </w:rPr>
-            </w:pPr>
-          </w:p>
-        </w:tc>
-        <w:tc>
-          <w:tcPr>
-            <w:tcW w:w="1527" w:type="dxa"/>
-            <w:gridSpan w:val="2"/>
-            <w:shd w:val="clear" w:color="auto" w:fill="FBE4D5" w:themeFill="accent2" w:themeFillTint="33"/>
-          </w:tcPr>
-          <w:p>
-            <w:pPr>
-              <w:spacing w:line="360" w:lineRule="auto"/>
-              <w:jc w:val="both"/>
-              <w:rPr>
+            <w:tcW w:w="1972" w:type="dxa"/>
+            <w:vMerge w:val="restart"/>
+            <w:shd w:val="clear" w:color="auto" w:fill="FFE599" w:themeFill="accent4" w:themeFillTint="66"/>
+          </w:tcPr>
+          <w:p>
+            <w:pPr>
+              <w:spacing w:line="360" w:lineRule="auto"/>
+              <w:jc w:val="center"/>
+              <w:rPr>
+                <w:rFonts w:cstheme="minorHAnsi"/>
+                <w:b/>
+              </w:rPr>
+            </w:pPr>
+          </w:p>
+          <w:p>
+            <w:pPr>
+              <w:spacing w:line="360" w:lineRule="auto"/>
+              <w:jc w:val="center"/>
+              <w:rPr>
+                <w:rFonts w:cstheme="minorHAnsi"/>
+                <w:b/>
+              </w:rPr>
+            </w:pPr>
+          </w:p>
+          <w:p>
+            <w:pPr>
+              <w:spacing w:line="360" w:lineRule="auto"/>
+              <w:jc w:val="center"/>
+              <w:rPr>
+                <w:rFonts w:cstheme="minorHAnsi"/>
+                <w:b/>
+              </w:rPr>
+            </w:pPr>
+          </w:p>
+          <w:p>
+            <w:pPr>
+              <w:spacing w:line="360" w:lineRule="auto"/>
+              <w:jc w:val="center"/>
+              <w:rPr>
+                <w:rFonts w:cstheme="minorHAnsi"/>
+                <w:b/>
+              </w:rPr>
+            </w:pPr>
+            <w:r>
+              <w:rPr>
+                <w:rFonts w:cstheme="minorHAnsi"/>
+                <w:b/>
+              </w:rPr>
+              <w:t>DESARROLLO</w:t>
+            </w:r>
+          </w:p>
+          <w:p>
+            <w:pPr>
+              <w:spacing w:line="360" w:lineRule="auto"/>
+              <w:jc w:val="center"/>
+              <w:rPr>
+                <w:rFonts w:cstheme="minorHAnsi"/>
+                <w:b/>
+              </w:rPr>
+            </w:pPr>
+            <w:r>
+              <w:rPr>
+                <w:rFonts w:cstheme="minorHAnsi"/>
+                <w:b/>
+              </w:rPr>
+              <w:t>DEL SISTEMA</w:t>
+            </w:r>
+          </w:p>
+        </w:tc>
+        <w:tc>
+          <w:tcPr>
+            <w:tcW w:w="3806" w:type="dxa"/>
+          </w:tcPr>
+          <w:p>
+            <w:pPr>
+              <w:spacing w:line="360" w:lineRule="auto"/>
+              <w:rPr>
+                <w:rFonts w:cstheme="minorHAnsi"/>
+                <w:b/>
+                <w:sz w:val="20"/>
+                <w:szCs w:val="20"/>
+              </w:rPr>
+            </w:pPr>
+            <w:r>
+              <w:rPr>
+                <w:rFonts w:cstheme="minorHAnsi"/>
+                <w:b/>
+                <w:sz w:val="20"/>
+                <w:szCs w:val="20"/>
+              </w:rPr>
+              <w:t>Gestión de usuarios</w:t>
+            </w:r>
+          </w:p>
+        </w:tc>
+        <w:tc>
+          <w:tcPr>
+            <w:tcW w:w="889" w:type="dxa"/>
+          </w:tcPr>
+          <w:p>
+            <w:pPr>
+              <w:spacing w:line="360" w:lineRule="auto"/>
+              <w:jc w:val="both"/>
+              <w:rPr>
+                <w:rFonts w:cstheme="minorHAnsi"/>
+                <w:b/>
+                <w:sz w:val="16"/>
+                <w:szCs w:val="16"/>
+              </w:rPr>
+            </w:pPr>
+          </w:p>
+        </w:tc>
+        <w:tc>
+          <w:tcPr>
+            <w:tcW w:w="889" w:type="dxa"/>
+          </w:tcPr>
+          <w:p>
+            <w:pPr>
+              <w:spacing w:line="360" w:lineRule="auto"/>
+              <w:jc w:val="both"/>
+              <w:rPr>
+                <w:rFonts w:cstheme="minorHAnsi"/>
+                <w:b/>
+                <w:sz w:val="16"/>
+                <w:szCs w:val="16"/>
+              </w:rPr>
+            </w:pPr>
+          </w:p>
+        </w:tc>
+        <w:tc>
+          <w:tcPr>
+            <w:tcW w:w="889" w:type="dxa"/>
+            <w:shd w:val="clear" w:color="auto" w:fill="FFF2CC" w:themeFill="accent4" w:themeFillTint="33"/>
+          </w:tcPr>
+          <w:p>
+            <w:pPr>
+              <w:spacing w:line="360" w:lineRule="auto"/>
+              <w:jc w:val="both"/>
+              <w:rPr>
+                <w:rFonts w:cstheme="minorHAnsi"/>
+                <w:b/>
+                <w:sz w:val="16"/>
+                <w:szCs w:val="16"/>
+              </w:rPr>
+            </w:pPr>
+          </w:p>
+        </w:tc>
+        <w:tc>
+          <w:tcPr>
+            <w:tcW w:w="889" w:type="dxa"/>
+          </w:tcPr>
+          <w:p>
+            <w:pPr>
+              <w:spacing w:line="360" w:lineRule="auto"/>
+              <w:jc w:val="both"/>
+              <w:rPr>
+                <w:rFonts w:cstheme="minorHAnsi"/>
+                <w:b/>
+                <w:sz w:val="16"/>
+                <w:szCs w:val="16"/>
+              </w:rPr>
+            </w:pPr>
+          </w:p>
+        </w:tc>
+        <w:tc>
+          <w:tcPr>
+            <w:tcW w:w="889" w:type="dxa"/>
+            <w:shd w:val="clear" w:color="auto" w:fill="FFFFFF" w:themeFill="background1"/>
+          </w:tcPr>
+          <w:p>
+            <w:pPr>
+              <w:spacing w:line="360" w:lineRule="auto"/>
+              <w:jc w:val="both"/>
+              <w:rPr>
+                <w:rFonts w:cstheme="minorHAnsi"/>
+                <w:b/>
+                <w:sz w:val="16"/>
+                <w:szCs w:val="16"/>
+              </w:rPr>
+            </w:pPr>
+          </w:p>
+        </w:tc>
+      </w:tr>
+      <w:tr>
+        <w:trPr>
+          <w:trHeight w:val="407"/>
+        </w:trPr>
+        <w:tc>
+          <w:tcPr>
+            <w:tcW w:w="1972" w:type="dxa"/>
+            <w:vMerge/>
+            <w:shd w:val="clear" w:color="auto" w:fill="FFE599" w:themeFill="accent4" w:themeFillTint="66"/>
+          </w:tcPr>
+          <w:p>
+            <w:pPr>
+              <w:spacing w:line="360" w:lineRule="auto"/>
+              <w:jc w:val="center"/>
+              <w:rPr>
+                <w:rFonts w:cstheme="minorHAnsi"/>
+                <w:b/>
+              </w:rPr>
+            </w:pPr>
+          </w:p>
+        </w:tc>
+        <w:tc>
+          <w:tcPr>
+            <w:tcW w:w="3806" w:type="dxa"/>
+          </w:tcPr>
+          <w:p>
+            <w:pPr>
+              <w:spacing w:line="360" w:lineRule="auto"/>
+              <w:rPr>
+                <w:rFonts w:cstheme="minorHAnsi"/>
+                <w:b/>
+                <w:sz w:val="20"/>
+                <w:szCs w:val="20"/>
+              </w:rPr>
+            </w:pPr>
+            <w:r>
+              <w:rPr>
+                <w:rFonts w:cstheme="minorHAnsi"/>
+                <w:b/>
+                <w:sz w:val="20"/>
+                <w:szCs w:val="20"/>
+              </w:rPr>
+              <w:t xml:space="preserve">Publicación de mascotas en adopción   </w:t>
+            </w:r>
+          </w:p>
+        </w:tc>
+        <w:tc>
+          <w:tcPr>
+            <w:tcW w:w="889" w:type="dxa"/>
+          </w:tcPr>
+          <w:p>
+            <w:pPr>
+              <w:spacing w:line="360" w:lineRule="auto"/>
+              <w:jc w:val="both"/>
+              <w:rPr>
+                <w:rFonts w:cstheme="minorHAnsi"/>
+                <w:b/>
+                <w:sz w:val="16"/>
+                <w:szCs w:val="16"/>
+              </w:rPr>
+            </w:pPr>
+          </w:p>
+        </w:tc>
+        <w:tc>
+          <w:tcPr>
+            <w:tcW w:w="889" w:type="dxa"/>
+          </w:tcPr>
+          <w:p>
+            <w:pPr>
+              <w:spacing w:line="360" w:lineRule="auto"/>
+              <w:jc w:val="both"/>
+              <w:rPr>
+                <w:rFonts w:cstheme="minorHAnsi"/>
+                <w:b/>
+                <w:sz w:val="16"/>
+                <w:szCs w:val="16"/>
+              </w:rPr>
+            </w:pPr>
+          </w:p>
+        </w:tc>
+        <w:tc>
+          <w:tcPr>
+            <w:tcW w:w="889" w:type="dxa"/>
+            <w:shd w:val="clear" w:color="auto" w:fill="FFF2CC" w:themeFill="accent4" w:themeFillTint="33"/>
+          </w:tcPr>
+          <w:p>
+            <w:pPr>
+              <w:spacing w:line="360" w:lineRule="auto"/>
+              <w:jc w:val="both"/>
+              <w:rPr>
+                <w:rFonts w:cstheme="minorHAnsi"/>
+                <w:b/>
+                <w:sz w:val="16"/>
+                <w:szCs w:val="16"/>
+              </w:rPr>
+            </w:pPr>
+          </w:p>
+        </w:tc>
+        <w:tc>
+          <w:tcPr>
+            <w:tcW w:w="889" w:type="dxa"/>
+            <w:shd w:val="clear" w:color="auto" w:fill="FFF2CC" w:themeFill="accent4" w:themeFillTint="33"/>
+          </w:tcPr>
+          <w:p>
+            <w:pPr>
+              <w:spacing w:line="360" w:lineRule="auto"/>
+              <w:jc w:val="both"/>
+              <w:rPr>
+                <w:rFonts w:cstheme="minorHAnsi"/>
+                <w:b/>
+                <w:sz w:val="16"/>
+                <w:szCs w:val="16"/>
+              </w:rPr>
+            </w:pPr>
+          </w:p>
+        </w:tc>
+        <w:tc>
+          <w:tcPr>
+            <w:tcW w:w="889" w:type="dxa"/>
+            <w:shd w:val="clear" w:color="auto" w:fill="FFFFFF" w:themeFill="background1"/>
+          </w:tcPr>
+          <w:p>
+            <w:pPr>
+              <w:spacing w:line="360" w:lineRule="auto"/>
+              <w:jc w:val="both"/>
+              <w:rPr>
+                <w:rFonts w:cstheme="minorHAnsi"/>
+                <w:b/>
+                <w:sz w:val="16"/>
+                <w:szCs w:val="16"/>
+              </w:rPr>
+            </w:pPr>
+          </w:p>
+        </w:tc>
+      </w:tr>
+      <w:tr>
+        <w:trPr>
+          <w:trHeight w:val="272"/>
+        </w:trPr>
+        <w:tc>
+          <w:tcPr>
+            <w:tcW w:w="1972" w:type="dxa"/>
+            <w:vMerge/>
+            <w:shd w:val="clear" w:color="auto" w:fill="FFE599" w:themeFill="accent4" w:themeFillTint="66"/>
+          </w:tcPr>
+          <w:p>
+            <w:pPr>
+              <w:spacing w:line="360" w:lineRule="auto"/>
+              <w:jc w:val="center"/>
+              <w:rPr>
+                <w:rFonts w:cstheme="minorHAnsi"/>
+                <w:b/>
+              </w:rPr>
+            </w:pPr>
+          </w:p>
+        </w:tc>
+        <w:tc>
+          <w:tcPr>
+            <w:tcW w:w="3806" w:type="dxa"/>
+          </w:tcPr>
+          <w:p>
+            <w:pPr>
+              <w:spacing w:line="360" w:lineRule="auto"/>
+              <w:rPr>
+                <w:rFonts w:cstheme="minorHAnsi"/>
+                <w:b/>
+                <w:sz w:val="20"/>
+                <w:szCs w:val="20"/>
+              </w:rPr>
+            </w:pPr>
+            <w:r>
+              <w:rPr>
+                <w:rFonts w:cstheme="minorHAnsi"/>
+                <w:b/>
+                <w:sz w:val="20"/>
+                <w:szCs w:val="20"/>
+              </w:rPr>
+              <w:t>Comunidades y grupos de interés</w:t>
+            </w:r>
+          </w:p>
+        </w:tc>
+        <w:tc>
+          <w:tcPr>
+            <w:tcW w:w="889" w:type="dxa"/>
+          </w:tcPr>
+          <w:p>
+            <w:pPr>
+              <w:spacing w:line="360" w:lineRule="auto"/>
+              <w:jc w:val="both"/>
+              <w:rPr>
+                <w:rFonts w:cstheme="minorHAnsi"/>
+                <w:b/>
+                <w:sz w:val="16"/>
+                <w:szCs w:val="16"/>
+              </w:rPr>
+            </w:pPr>
+          </w:p>
+        </w:tc>
+        <w:tc>
+          <w:tcPr>
+            <w:tcW w:w="889" w:type="dxa"/>
+          </w:tcPr>
+          <w:p>
+            <w:pPr>
+              <w:spacing w:line="360" w:lineRule="auto"/>
+              <w:jc w:val="both"/>
+              <w:rPr>
+                <w:rFonts w:cstheme="minorHAnsi"/>
+                <w:b/>
+                <w:sz w:val="16"/>
+                <w:szCs w:val="16"/>
+              </w:rPr>
+            </w:pPr>
+          </w:p>
+        </w:tc>
+        <w:tc>
+          <w:tcPr>
+            <w:tcW w:w="889" w:type="dxa"/>
+            <w:shd w:val="clear" w:color="auto" w:fill="FFF2CC" w:themeFill="accent4" w:themeFillTint="33"/>
+          </w:tcPr>
+          <w:p>
+            <w:pPr>
+              <w:spacing w:line="360" w:lineRule="auto"/>
+              <w:jc w:val="both"/>
+              <w:rPr>
+                <w:rFonts w:cstheme="minorHAnsi"/>
+                <w:b/>
+                <w:sz w:val="16"/>
+                <w:szCs w:val="16"/>
+              </w:rPr>
+            </w:pPr>
+          </w:p>
+        </w:tc>
+        <w:tc>
+          <w:tcPr>
+            <w:tcW w:w="889" w:type="dxa"/>
+            <w:shd w:val="clear" w:color="auto" w:fill="FFF2CC" w:themeFill="accent4" w:themeFillTint="33"/>
+          </w:tcPr>
+          <w:p>
+            <w:pPr>
+              <w:spacing w:line="360" w:lineRule="auto"/>
+              <w:jc w:val="both"/>
+              <w:rPr>
+                <w:rFonts w:cstheme="minorHAnsi"/>
+                <w:b/>
+                <w:sz w:val="16"/>
+                <w:szCs w:val="16"/>
+              </w:rPr>
+            </w:pPr>
+          </w:p>
+        </w:tc>
+        <w:tc>
+          <w:tcPr>
+            <w:tcW w:w="889" w:type="dxa"/>
+            <w:shd w:val="clear" w:color="auto" w:fill="FFFFFF" w:themeFill="background1"/>
+          </w:tcPr>
+          <w:p>
+            <w:pPr>
+              <w:spacing w:line="360" w:lineRule="auto"/>
+              <w:jc w:val="both"/>
+              <w:rPr>
+                <w:rFonts w:cstheme="minorHAnsi"/>
+                <w:b/>
+                <w:sz w:val="16"/>
+                <w:szCs w:val="16"/>
+              </w:rPr>
+            </w:pPr>
+          </w:p>
+        </w:tc>
+      </w:tr>
+      <w:tr>
+        <w:trPr>
+          <w:trHeight w:val="279"/>
+        </w:trPr>
+        <w:tc>
+          <w:tcPr>
+            <w:tcW w:w="1972" w:type="dxa"/>
+            <w:vMerge/>
+            <w:shd w:val="clear" w:color="auto" w:fill="FFE599" w:themeFill="accent4" w:themeFillTint="66"/>
+          </w:tcPr>
+          <w:p>
+            <w:pPr>
+              <w:spacing w:line="360" w:lineRule="auto"/>
+              <w:jc w:val="center"/>
+              <w:rPr>
+                <w:rFonts w:cstheme="minorHAnsi"/>
+                <w:b/>
+              </w:rPr>
+            </w:pPr>
+          </w:p>
+        </w:tc>
+        <w:tc>
+          <w:tcPr>
+            <w:tcW w:w="3806" w:type="dxa"/>
+          </w:tcPr>
+          <w:p>
+            <w:pPr>
+              <w:spacing w:line="360" w:lineRule="auto"/>
+              <w:rPr>
+                <w:rFonts w:cstheme="minorHAnsi"/>
+                <w:b/>
+                <w:sz w:val="20"/>
+                <w:szCs w:val="20"/>
+              </w:rPr>
+            </w:pPr>
+            <w:r>
+              <w:rPr>
+                <w:rFonts w:cstheme="minorHAnsi"/>
+                <w:b/>
+                <w:sz w:val="20"/>
+                <w:szCs w:val="20"/>
+              </w:rPr>
+              <w:t xml:space="preserve">Chat y mensajería  </w:t>
+            </w:r>
+          </w:p>
+        </w:tc>
+        <w:tc>
+          <w:tcPr>
+            <w:tcW w:w="889" w:type="dxa"/>
+          </w:tcPr>
+          <w:p>
+            <w:pPr>
+              <w:spacing w:line="360" w:lineRule="auto"/>
+              <w:jc w:val="both"/>
+              <w:rPr>
+                <w:rFonts w:cstheme="minorHAnsi"/>
+                <w:b/>
+                <w:sz w:val="16"/>
+                <w:szCs w:val="16"/>
+              </w:rPr>
+            </w:pPr>
+          </w:p>
+        </w:tc>
+        <w:tc>
+          <w:tcPr>
+            <w:tcW w:w="889" w:type="dxa"/>
+          </w:tcPr>
+          <w:p>
+            <w:pPr>
+              <w:spacing w:line="360" w:lineRule="auto"/>
+              <w:jc w:val="both"/>
+              <w:rPr>
+                <w:rFonts w:cstheme="minorHAnsi"/>
+                <w:b/>
+                <w:sz w:val="16"/>
+                <w:szCs w:val="16"/>
+              </w:rPr>
+            </w:pPr>
+          </w:p>
+        </w:tc>
+        <w:tc>
+          <w:tcPr>
+            <w:tcW w:w="889" w:type="dxa"/>
+            <w:shd w:val="clear" w:color="auto" w:fill="FFF2CC" w:themeFill="accent4" w:themeFillTint="33"/>
+          </w:tcPr>
+          <w:p>
+            <w:pPr>
+              <w:spacing w:line="360" w:lineRule="auto"/>
+              <w:jc w:val="both"/>
+              <w:rPr>
+                <w:rFonts w:cstheme="minorHAnsi"/>
+                <w:b/>
+                <w:sz w:val="16"/>
+                <w:szCs w:val="16"/>
+              </w:rPr>
+            </w:pPr>
+          </w:p>
+        </w:tc>
+        <w:tc>
+          <w:tcPr>
+            <w:tcW w:w="889" w:type="dxa"/>
+            <w:shd w:val="clear" w:color="auto" w:fill="FFF2CC" w:themeFill="accent4" w:themeFillTint="33"/>
+          </w:tcPr>
+          <w:p>
+            <w:pPr>
+              <w:spacing w:line="360" w:lineRule="auto"/>
+              <w:jc w:val="both"/>
+              <w:rPr>
+                <w:rFonts w:cstheme="minorHAnsi"/>
+                <w:b/>
+                <w:sz w:val="16"/>
+                <w:szCs w:val="16"/>
+              </w:rPr>
+            </w:pPr>
+          </w:p>
+        </w:tc>
+        <w:tc>
+          <w:tcPr>
+            <w:tcW w:w="889" w:type="dxa"/>
+            <w:shd w:val="clear" w:color="auto" w:fill="FFFFFF" w:themeFill="background1"/>
+          </w:tcPr>
+          <w:p>
+            <w:pPr>
+              <w:spacing w:line="360" w:lineRule="auto"/>
+              <w:jc w:val="both"/>
+              <w:rPr>
+                <w:rFonts w:cstheme="minorHAnsi"/>
+                <w:b/>
+                <w:sz w:val="16"/>
+                <w:szCs w:val="16"/>
+              </w:rPr>
+            </w:pPr>
+          </w:p>
+        </w:tc>
+      </w:tr>
+      <w:tr>
+        <w:trPr>
+          <w:trHeight w:val="384"/>
+        </w:trPr>
+        <w:tc>
+          <w:tcPr>
+            <w:tcW w:w="1972" w:type="dxa"/>
+            <w:vMerge/>
+            <w:shd w:val="clear" w:color="auto" w:fill="FFE599" w:themeFill="accent4" w:themeFillTint="66"/>
+          </w:tcPr>
+          <w:p>
+            <w:pPr>
+              <w:spacing w:line="360" w:lineRule="auto"/>
+              <w:jc w:val="center"/>
+              <w:rPr>
+                <w:rFonts w:cstheme="minorHAnsi"/>
+                <w:b/>
+              </w:rPr>
+            </w:pPr>
+          </w:p>
+        </w:tc>
+        <w:tc>
+          <w:tcPr>
+            <w:tcW w:w="3806" w:type="dxa"/>
+          </w:tcPr>
+          <w:p>
+            <w:pPr>
+              <w:spacing w:line="360" w:lineRule="auto"/>
+              <w:rPr>
+                <w:rFonts w:cstheme="minorHAnsi"/>
+                <w:b/>
+                <w:sz w:val="20"/>
+                <w:szCs w:val="20"/>
+              </w:rPr>
+            </w:pPr>
+            <w:r>
+              <w:rPr>
+                <w:rFonts w:cstheme="minorHAnsi"/>
+                <w:b/>
+                <w:sz w:val="20"/>
+                <w:szCs w:val="20"/>
+              </w:rPr>
+              <w:t>Mapa de puntos de interés para mascotas</w:t>
+            </w:r>
+          </w:p>
+        </w:tc>
+        <w:tc>
+          <w:tcPr>
+            <w:tcW w:w="889" w:type="dxa"/>
+          </w:tcPr>
+          <w:p>
+            <w:pPr>
+              <w:spacing w:line="360" w:lineRule="auto"/>
+              <w:jc w:val="both"/>
+              <w:rPr>
+                <w:rFonts w:cstheme="minorHAnsi"/>
+                <w:b/>
+                <w:sz w:val="16"/>
+                <w:szCs w:val="16"/>
+              </w:rPr>
+            </w:pPr>
+          </w:p>
+        </w:tc>
+        <w:tc>
+          <w:tcPr>
+            <w:tcW w:w="889" w:type="dxa"/>
+          </w:tcPr>
+          <w:p>
+            <w:pPr>
+              <w:spacing w:line="360" w:lineRule="auto"/>
+              <w:jc w:val="both"/>
+              <w:rPr>
+                <w:rFonts w:cstheme="minorHAnsi"/>
+                <w:b/>
+                <w:sz w:val="16"/>
+                <w:szCs w:val="16"/>
+              </w:rPr>
+            </w:pPr>
+          </w:p>
+        </w:tc>
+        <w:tc>
+          <w:tcPr>
+            <w:tcW w:w="889" w:type="dxa"/>
+          </w:tcPr>
+          <w:p>
+            <w:pPr>
+              <w:spacing w:line="360" w:lineRule="auto"/>
+              <w:jc w:val="both"/>
+              <w:rPr>
+                <w:rFonts w:cstheme="minorHAnsi"/>
+                <w:b/>
+                <w:sz w:val="16"/>
+                <w:szCs w:val="16"/>
+              </w:rPr>
+            </w:pPr>
+          </w:p>
+        </w:tc>
+        <w:tc>
+          <w:tcPr>
+            <w:tcW w:w="889" w:type="dxa"/>
+            <w:shd w:val="clear" w:color="auto" w:fill="FFF2CC" w:themeFill="accent4" w:themeFillTint="33"/>
+          </w:tcPr>
+          <w:p>
+            <w:pPr>
+              <w:spacing w:line="360" w:lineRule="auto"/>
+              <w:jc w:val="both"/>
+              <w:rPr>
+                <w:rFonts w:cstheme="minorHAnsi"/>
+                <w:b/>
+                <w:sz w:val="16"/>
+                <w:szCs w:val="16"/>
+              </w:rPr>
+            </w:pPr>
+          </w:p>
+        </w:tc>
+        <w:tc>
+          <w:tcPr>
+            <w:tcW w:w="889" w:type="dxa"/>
+            <w:shd w:val="clear" w:color="auto" w:fill="FFFFFF" w:themeFill="background1"/>
+          </w:tcPr>
+          <w:p>
+            <w:pPr>
+              <w:spacing w:line="360" w:lineRule="auto"/>
+              <w:jc w:val="both"/>
+              <w:rPr>
+                <w:rFonts w:cstheme="minorHAnsi"/>
+                <w:b/>
+                <w:sz w:val="16"/>
+                <w:szCs w:val="16"/>
+              </w:rPr>
+            </w:pPr>
+          </w:p>
+        </w:tc>
+      </w:tr>
+      <w:tr>
+        <w:trPr>
+          <w:trHeight w:val="251"/>
+        </w:trPr>
+        <w:tc>
+          <w:tcPr>
+            <w:tcW w:w="1972" w:type="dxa"/>
+            <w:vMerge/>
+            <w:shd w:val="clear" w:color="auto" w:fill="FFE599" w:themeFill="accent4" w:themeFillTint="66"/>
+          </w:tcPr>
+          <w:p>
+            <w:pPr>
+              <w:spacing w:line="360" w:lineRule="auto"/>
+              <w:jc w:val="center"/>
+              <w:rPr>
+                <w:rFonts w:cstheme="minorHAnsi"/>
+                <w:b/>
+              </w:rPr>
+            </w:pPr>
+          </w:p>
+        </w:tc>
+        <w:tc>
+          <w:tcPr>
+            <w:tcW w:w="3806" w:type="dxa"/>
+          </w:tcPr>
+          <w:p>
+            <w:pPr>
+              <w:spacing w:line="360" w:lineRule="auto"/>
+              <w:rPr>
+                <w:rFonts w:cstheme="minorHAnsi"/>
+                <w:b/>
+                <w:sz w:val="20"/>
+                <w:szCs w:val="20"/>
+              </w:rPr>
+            </w:pPr>
+            <w:r>
+              <w:rPr>
+                <w:rFonts w:cstheme="minorHAnsi"/>
+                <w:b/>
+                <w:sz w:val="20"/>
+                <w:szCs w:val="20"/>
+              </w:rPr>
+              <w:t xml:space="preserve">Integración de módulos  </w:t>
+            </w:r>
+          </w:p>
+        </w:tc>
+        <w:tc>
+          <w:tcPr>
+            <w:tcW w:w="889" w:type="dxa"/>
+          </w:tcPr>
+          <w:p>
+            <w:pPr>
+              <w:spacing w:line="360" w:lineRule="auto"/>
+              <w:jc w:val="both"/>
+              <w:rPr>
+                <w:rFonts w:cstheme="minorHAnsi"/>
+                <w:b/>
+                <w:sz w:val="16"/>
+                <w:szCs w:val="16"/>
+              </w:rPr>
+            </w:pPr>
+          </w:p>
+        </w:tc>
+        <w:tc>
+          <w:tcPr>
+            <w:tcW w:w="889" w:type="dxa"/>
+          </w:tcPr>
+          <w:p>
+            <w:pPr>
+              <w:spacing w:line="360" w:lineRule="auto"/>
+              <w:jc w:val="both"/>
+              <w:rPr>
+                <w:rFonts w:cstheme="minorHAnsi"/>
+                <w:b/>
+                <w:sz w:val="16"/>
+                <w:szCs w:val="16"/>
+              </w:rPr>
+            </w:pPr>
+          </w:p>
+        </w:tc>
+        <w:tc>
+          <w:tcPr>
+            <w:tcW w:w="889" w:type="dxa"/>
+          </w:tcPr>
+          <w:p>
+            <w:pPr>
+              <w:spacing w:line="360" w:lineRule="auto"/>
+              <w:jc w:val="both"/>
+              <w:rPr>
+                <w:rFonts w:cstheme="minorHAnsi"/>
+                <w:b/>
+                <w:sz w:val="16"/>
+                <w:szCs w:val="16"/>
+              </w:rPr>
+            </w:pPr>
+          </w:p>
+        </w:tc>
+        <w:tc>
+          <w:tcPr>
+            <w:tcW w:w="889" w:type="dxa"/>
+            <w:shd w:val="clear" w:color="auto" w:fill="FFF2CC" w:themeFill="accent4" w:themeFillTint="33"/>
+          </w:tcPr>
+          <w:p>
+            <w:pPr>
+              <w:spacing w:line="360" w:lineRule="auto"/>
+              <w:jc w:val="both"/>
+              <w:rPr>
+                <w:rFonts w:cstheme="minorHAnsi"/>
+                <w:b/>
+                <w:sz w:val="16"/>
+                <w:szCs w:val="16"/>
+              </w:rPr>
+            </w:pPr>
+          </w:p>
+        </w:tc>
+        <w:tc>
+          <w:tcPr>
+            <w:tcW w:w="889" w:type="dxa"/>
+            <w:shd w:val="clear" w:color="auto" w:fill="FFFFFF" w:themeFill="background1"/>
+          </w:tcPr>
+          <w:p>
+            <w:pPr>
+              <w:spacing w:line="360" w:lineRule="auto"/>
+              <w:jc w:val="both"/>
+              <w:rPr>
+                <w:rFonts w:cstheme="minorHAnsi"/>
+                <w:b/>
+                <w:sz w:val="16"/>
+                <w:szCs w:val="16"/>
+              </w:rPr>
+            </w:pPr>
+          </w:p>
+        </w:tc>
+      </w:tr>
+      <w:tr>
+        <w:trPr>
+          <w:trHeight w:val="407"/>
+        </w:trPr>
+        <w:tc>
+          <w:tcPr>
+            <w:tcW w:w="1972" w:type="dxa"/>
+            <w:vMerge w:val="restart"/>
+            <w:shd w:val="clear" w:color="auto" w:fill="F4B083" w:themeFill="accent2" w:themeFillTint="99"/>
+          </w:tcPr>
+          <w:p>
+            <w:pPr>
+              <w:spacing w:line="360" w:lineRule="auto"/>
+              <w:rPr>
+                <w:rFonts w:cstheme="minorHAnsi"/>
+                <w:b/>
+              </w:rPr>
+            </w:pPr>
+          </w:p>
+          <w:p>
+            <w:pPr>
+              <w:spacing w:line="360" w:lineRule="auto"/>
+              <w:jc w:val="center"/>
+              <w:rPr>
+                <w:rFonts w:cstheme="minorHAnsi"/>
+                <w:b/>
+              </w:rPr>
+            </w:pPr>
+            <w:r>
+              <w:rPr>
+                <w:rFonts w:cstheme="minorHAnsi"/>
+                <w:b/>
+              </w:rPr>
+              <w:t>PRUEBAS DEL SISTEMA</w:t>
+            </w:r>
+          </w:p>
+        </w:tc>
+        <w:tc>
+          <w:tcPr>
+            <w:tcW w:w="3806" w:type="dxa"/>
+          </w:tcPr>
+          <w:p>
+            <w:pPr>
+              <w:spacing w:line="360" w:lineRule="auto"/>
+              <w:rPr>
+                <w:rFonts w:cstheme="minorHAnsi"/>
+                <w:b/>
+                <w:sz w:val="20"/>
+                <w:szCs w:val="20"/>
+              </w:rPr>
+            </w:pPr>
+            <w:r>
+              <w:rPr>
+                <w:rFonts w:cstheme="minorHAnsi"/>
+                <w:b/>
+                <w:sz w:val="20"/>
+                <w:szCs w:val="20"/>
+              </w:rPr>
+              <w:t>Plan de pruebas</w:t>
+            </w:r>
+          </w:p>
+        </w:tc>
+        <w:tc>
+          <w:tcPr>
+            <w:tcW w:w="889" w:type="dxa"/>
+          </w:tcPr>
+          <w:p>
+            <w:pPr>
+              <w:spacing w:line="360" w:lineRule="auto"/>
+              <w:jc w:val="both"/>
+              <w:rPr>
+                <w:rFonts w:cstheme="minorHAnsi"/>
+                <w:b/>
+                <w:sz w:val="16"/>
+                <w:szCs w:val="16"/>
+              </w:rPr>
+            </w:pPr>
+          </w:p>
+        </w:tc>
+        <w:tc>
+          <w:tcPr>
+            <w:tcW w:w="889" w:type="dxa"/>
+          </w:tcPr>
+          <w:p>
+            <w:pPr>
+              <w:spacing w:line="360" w:lineRule="auto"/>
+              <w:jc w:val="both"/>
+              <w:rPr>
+                <w:rFonts w:cstheme="minorHAnsi"/>
+                <w:b/>
+                <w:sz w:val="16"/>
+                <w:szCs w:val="16"/>
+              </w:rPr>
+            </w:pPr>
+          </w:p>
+        </w:tc>
+        <w:tc>
+          <w:tcPr>
+            <w:tcW w:w="889" w:type="dxa"/>
+          </w:tcPr>
+          <w:p>
+            <w:pPr>
+              <w:spacing w:line="360" w:lineRule="auto"/>
+              <w:jc w:val="both"/>
+              <w:rPr>
+                <w:rFonts w:cstheme="minorHAnsi"/>
+                <w:b/>
+                <w:sz w:val="16"/>
+                <w:szCs w:val="16"/>
+              </w:rPr>
+            </w:pPr>
+          </w:p>
+        </w:tc>
+        <w:tc>
+          <w:tcPr>
+            <w:tcW w:w="889" w:type="dxa"/>
+            <w:shd w:val="clear" w:color="auto" w:fill="F7CAAC" w:themeFill="accent2" w:themeFillTint="66"/>
+          </w:tcPr>
+          <w:p>
+            <w:pPr>
+              <w:spacing w:line="360" w:lineRule="auto"/>
+              <w:jc w:val="both"/>
+              <w:rPr>
+                <w:rFonts w:cstheme="minorHAnsi"/>
+                <w:b/>
+                <w:sz w:val="16"/>
+                <w:szCs w:val="16"/>
+              </w:rPr>
+            </w:pPr>
+          </w:p>
+        </w:tc>
+        <w:tc>
+          <w:tcPr>
+            <w:tcW w:w="889" w:type="dxa"/>
+            <w:shd w:val="clear" w:color="auto" w:fill="FFFFFF" w:themeFill="background1"/>
+          </w:tcPr>
+          <w:p>
+            <w:pPr>
+              <w:spacing w:line="360" w:lineRule="auto"/>
+              <w:jc w:val="both"/>
+              <w:rPr>
+                <w:rFonts w:cstheme="minorHAnsi"/>
+                <w:b/>
+                <w:sz w:val="16"/>
+                <w:szCs w:val="16"/>
+              </w:rPr>
+            </w:pPr>
+          </w:p>
+        </w:tc>
+      </w:tr>
+      <w:tr>
+        <w:trPr>
+          <w:trHeight w:val="407"/>
+        </w:trPr>
+        <w:tc>
+          <w:tcPr>
+            <w:tcW w:w="1972" w:type="dxa"/>
+            <w:vMerge/>
+            <w:shd w:val="clear" w:color="auto" w:fill="F4B083" w:themeFill="accent2" w:themeFillTint="99"/>
+          </w:tcPr>
+          <w:p>
+            <w:pPr>
+              <w:spacing w:line="360" w:lineRule="auto"/>
+              <w:jc w:val="center"/>
+              <w:rPr>
+                <w:rFonts w:cstheme="minorHAnsi"/>
+                <w:b/>
+              </w:rPr>
+            </w:pPr>
+          </w:p>
+        </w:tc>
+        <w:tc>
+          <w:tcPr>
+            <w:tcW w:w="3806" w:type="dxa"/>
+          </w:tcPr>
+          <w:p>
+            <w:pPr>
+              <w:spacing w:line="360" w:lineRule="auto"/>
+              <w:rPr>
+                <w:rFonts w:cstheme="minorHAnsi"/>
+                <w:b/>
+                <w:sz w:val="20"/>
+                <w:szCs w:val="20"/>
+              </w:rPr>
+            </w:pPr>
+            <w:r>
+              <w:rPr>
+                <w:rFonts w:cstheme="minorHAnsi"/>
+                <w:b/>
+                <w:sz w:val="20"/>
+                <w:szCs w:val="20"/>
+              </w:rPr>
+              <w:t>Pruebas funcionales</w:t>
+            </w:r>
+          </w:p>
+        </w:tc>
+        <w:tc>
+          <w:tcPr>
+            <w:tcW w:w="889" w:type="dxa"/>
+          </w:tcPr>
+          <w:p>
+            <w:pPr>
+              <w:spacing w:line="360" w:lineRule="auto"/>
+              <w:jc w:val="both"/>
+              <w:rPr>
+                <w:rFonts w:cstheme="minorHAnsi"/>
+                <w:b/>
+                <w:sz w:val="16"/>
+                <w:szCs w:val="16"/>
+              </w:rPr>
+            </w:pPr>
+          </w:p>
+        </w:tc>
+        <w:tc>
+          <w:tcPr>
+            <w:tcW w:w="889" w:type="dxa"/>
+          </w:tcPr>
+          <w:p>
+            <w:pPr>
+              <w:spacing w:line="360" w:lineRule="auto"/>
+              <w:jc w:val="both"/>
+              <w:rPr>
+                <w:rFonts w:cstheme="minorHAnsi"/>
+                <w:b/>
+                <w:sz w:val="16"/>
+                <w:szCs w:val="16"/>
+              </w:rPr>
+            </w:pPr>
+          </w:p>
+        </w:tc>
+        <w:tc>
+          <w:tcPr>
+            <w:tcW w:w="889" w:type="dxa"/>
+          </w:tcPr>
+          <w:p>
+            <w:pPr>
+              <w:spacing w:line="360" w:lineRule="auto"/>
+              <w:jc w:val="both"/>
+              <w:rPr>
+                <w:rFonts w:cstheme="minorHAnsi"/>
+                <w:b/>
+                <w:sz w:val="16"/>
+                <w:szCs w:val="16"/>
+              </w:rPr>
+            </w:pPr>
+          </w:p>
+        </w:tc>
+        <w:tc>
+          <w:tcPr>
+            <w:tcW w:w="889" w:type="dxa"/>
+            <w:shd w:val="clear" w:color="auto" w:fill="F7CAAC" w:themeFill="accent2" w:themeFillTint="66"/>
+          </w:tcPr>
+          <w:p>
+            <w:pPr>
+              <w:spacing w:line="360" w:lineRule="auto"/>
+              <w:jc w:val="both"/>
+              <w:rPr>
+                <w:rFonts w:cstheme="minorHAnsi"/>
+                <w:b/>
+                <w:sz w:val="16"/>
+                <w:szCs w:val="16"/>
+              </w:rPr>
+            </w:pPr>
+          </w:p>
+        </w:tc>
+        <w:tc>
+          <w:tcPr>
+            <w:tcW w:w="889" w:type="dxa"/>
+            <w:shd w:val="clear" w:color="auto" w:fill="FFFFFF" w:themeFill="background1"/>
+          </w:tcPr>
+          <w:p>
+            <w:pPr>
+              <w:spacing w:line="360" w:lineRule="auto"/>
+              <w:jc w:val="both"/>
+              <w:rPr>
+                <w:rFonts w:cstheme="minorHAnsi"/>
+                <w:b/>
+                <w:sz w:val="16"/>
+                <w:szCs w:val="16"/>
+              </w:rPr>
+            </w:pPr>
+          </w:p>
+        </w:tc>
+      </w:tr>
+      <w:tr>
+        <w:trPr>
+          <w:trHeight w:val="407"/>
+        </w:trPr>
+        <w:tc>
+          <w:tcPr>
+            <w:tcW w:w="1972" w:type="dxa"/>
+            <w:vMerge/>
+            <w:shd w:val="clear" w:color="auto" w:fill="F4B083" w:themeFill="accent2" w:themeFillTint="99"/>
+          </w:tcPr>
+          <w:p>
+            <w:pPr>
+              <w:spacing w:line="360" w:lineRule="auto"/>
+              <w:jc w:val="center"/>
+              <w:rPr>
+                <w:rFonts w:cstheme="minorHAnsi"/>
+                <w:b/>
+              </w:rPr>
+            </w:pPr>
+          </w:p>
+        </w:tc>
+        <w:tc>
+          <w:tcPr>
+            <w:tcW w:w="3806" w:type="dxa"/>
+          </w:tcPr>
+          <w:p>
+            <w:pPr>
+              <w:spacing w:line="360" w:lineRule="auto"/>
+              <w:rPr>
+                <w:rFonts w:cstheme="minorHAnsi"/>
+                <w:b/>
+                <w:sz w:val="20"/>
+                <w:szCs w:val="20"/>
+              </w:rPr>
+            </w:pPr>
+            <w:r>
+              <w:rPr>
+                <w:rFonts w:cstheme="minorHAnsi"/>
+                <w:b/>
+                <w:sz w:val="20"/>
+                <w:szCs w:val="20"/>
+              </w:rPr>
+              <w:t>Pruebas no funcionales</w:t>
+            </w:r>
+          </w:p>
+        </w:tc>
+        <w:tc>
+          <w:tcPr>
+            <w:tcW w:w="889" w:type="dxa"/>
+          </w:tcPr>
+          <w:p>
+            <w:pPr>
+              <w:spacing w:line="360" w:lineRule="auto"/>
+              <w:jc w:val="both"/>
+              <w:rPr>
+                <w:rFonts w:cstheme="minorHAnsi"/>
+                <w:b/>
+                <w:sz w:val="16"/>
+                <w:szCs w:val="16"/>
+              </w:rPr>
+            </w:pPr>
+          </w:p>
+        </w:tc>
+        <w:tc>
+          <w:tcPr>
+            <w:tcW w:w="889" w:type="dxa"/>
+          </w:tcPr>
+          <w:p>
+            <w:pPr>
+              <w:spacing w:line="360" w:lineRule="auto"/>
+              <w:jc w:val="both"/>
+              <w:rPr>
+                <w:rFonts w:cstheme="minorHAnsi"/>
+                <w:b/>
+                <w:sz w:val="16"/>
+                <w:szCs w:val="16"/>
+              </w:rPr>
+            </w:pPr>
+          </w:p>
+        </w:tc>
+        <w:tc>
+          <w:tcPr>
+            <w:tcW w:w="889" w:type="dxa"/>
+          </w:tcPr>
+          <w:p>
+            <w:pPr>
+              <w:spacing w:line="360" w:lineRule="auto"/>
+              <w:jc w:val="both"/>
+              <w:rPr>
+                <w:rFonts w:cstheme="minorHAnsi"/>
+                <w:b/>
+                <w:sz w:val="16"/>
+                <w:szCs w:val="16"/>
+              </w:rPr>
+            </w:pPr>
+          </w:p>
+        </w:tc>
+        <w:tc>
+          <w:tcPr>
+            <w:tcW w:w="889" w:type="dxa"/>
+            <w:shd w:val="clear" w:color="auto" w:fill="F7CAAC" w:themeFill="accent2" w:themeFillTint="66"/>
+          </w:tcPr>
+          <w:p>
+            <w:pPr>
+              <w:spacing w:line="360" w:lineRule="auto"/>
+              <w:jc w:val="both"/>
+              <w:rPr>
+                <w:rFonts w:cstheme="minorHAnsi"/>
+                <w:b/>
+                <w:sz w:val="16"/>
+                <w:szCs w:val="16"/>
+              </w:rPr>
+            </w:pPr>
+          </w:p>
+        </w:tc>
+        <w:tc>
+          <w:tcPr>
+            <w:tcW w:w="889" w:type="dxa"/>
+            <w:shd w:val="clear" w:color="auto" w:fill="FFFFFF" w:themeFill="background1"/>
+          </w:tcPr>
+          <w:p>
+            <w:pPr>
+              <w:spacing w:line="360" w:lineRule="auto"/>
+              <w:jc w:val="both"/>
+              <w:rPr>
+                <w:rFonts w:cstheme="minorHAnsi"/>
+                <w:b/>
+                <w:sz w:val="16"/>
+                <w:szCs w:val="16"/>
+              </w:rPr>
+            </w:pPr>
+          </w:p>
+        </w:tc>
+      </w:tr>
+      <w:tr>
+        <w:trPr>
+          <w:trHeight w:val="407"/>
+        </w:trPr>
+        <w:tc>
+          <w:tcPr>
+            <w:tcW w:w="1972" w:type="dxa"/>
+            <w:vMerge/>
+            <w:shd w:val="clear" w:color="auto" w:fill="F4B083" w:themeFill="accent2" w:themeFillTint="99"/>
+          </w:tcPr>
+          <w:p>
+            <w:pPr>
+              <w:spacing w:line="360" w:lineRule="auto"/>
+              <w:jc w:val="center"/>
+              <w:rPr>
+                <w:rFonts w:cstheme="minorHAnsi"/>
+                <w:b/>
+              </w:rPr>
+            </w:pPr>
+          </w:p>
+        </w:tc>
+        <w:tc>
+          <w:tcPr>
+            <w:tcW w:w="3806" w:type="dxa"/>
+          </w:tcPr>
+          <w:p>
+            <w:pPr>
+              <w:spacing w:line="360" w:lineRule="auto"/>
+              <w:rPr>
+                <w:rFonts w:cstheme="minorHAnsi"/>
+                <w:b/>
+                <w:sz w:val="20"/>
+                <w:szCs w:val="20"/>
+              </w:rPr>
+            </w:pPr>
+            <w:r>
+              <w:rPr>
+                <w:rFonts w:cstheme="minorHAnsi"/>
+                <w:b/>
+                <w:sz w:val="20"/>
+                <w:szCs w:val="20"/>
+              </w:rPr>
+              <w:t>Corrección de incidencias</w:t>
+            </w:r>
+          </w:p>
+        </w:tc>
+        <w:tc>
+          <w:tcPr>
+            <w:tcW w:w="889" w:type="dxa"/>
+          </w:tcPr>
+          <w:p>
+            <w:pPr>
+              <w:spacing w:line="360" w:lineRule="auto"/>
+              <w:jc w:val="both"/>
+              <w:rPr>
+                <w:rFonts w:cstheme="minorHAnsi"/>
+                <w:b/>
+                <w:sz w:val="16"/>
+                <w:szCs w:val="16"/>
+              </w:rPr>
+            </w:pPr>
+          </w:p>
+        </w:tc>
+        <w:tc>
+          <w:tcPr>
+            <w:tcW w:w="889" w:type="dxa"/>
+          </w:tcPr>
+          <w:p>
+            <w:pPr>
+              <w:spacing w:line="360" w:lineRule="auto"/>
+              <w:jc w:val="both"/>
+              <w:rPr>
+                <w:rFonts w:cstheme="minorHAnsi"/>
+                <w:b/>
+                <w:sz w:val="16"/>
+                <w:szCs w:val="16"/>
+              </w:rPr>
+            </w:pPr>
+          </w:p>
+        </w:tc>
+        <w:tc>
+          <w:tcPr>
+            <w:tcW w:w="889" w:type="dxa"/>
+          </w:tcPr>
+          <w:p>
+            <w:pPr>
+              <w:spacing w:line="360" w:lineRule="auto"/>
+              <w:jc w:val="both"/>
+              <w:rPr>
+                <w:rFonts w:cstheme="minorHAnsi"/>
+                <w:b/>
+                <w:sz w:val="16"/>
+                <w:szCs w:val="16"/>
+              </w:rPr>
+            </w:pPr>
+          </w:p>
+        </w:tc>
+        <w:tc>
+          <w:tcPr>
+            <w:tcW w:w="889" w:type="dxa"/>
+            <w:shd w:val="clear" w:color="auto" w:fill="F7CAAC" w:themeFill="accent2" w:themeFillTint="66"/>
+          </w:tcPr>
+          <w:p>
+            <w:pPr>
+              <w:spacing w:line="360" w:lineRule="auto"/>
+              <w:jc w:val="both"/>
+              <w:rPr>
+                <w:rFonts w:cstheme="minorHAnsi"/>
+                <w:b/>
+                <w:sz w:val="16"/>
+                <w:szCs w:val="16"/>
+              </w:rPr>
+            </w:pPr>
+          </w:p>
+        </w:tc>
+        <w:tc>
+          <w:tcPr>
+            <w:tcW w:w="889" w:type="dxa"/>
+            <w:shd w:val="clear" w:color="auto" w:fill="F7CAAC" w:themeFill="accent2" w:themeFillTint="66"/>
+          </w:tcPr>
+          <w:p>
+            <w:pPr>
+              <w:spacing w:line="360" w:lineRule="auto"/>
+              <w:jc w:val="both"/>
+              <w:rPr>
+                <w:rFonts w:cstheme="minorHAnsi"/>
+                <w:b/>
+                <w:sz w:val="16"/>
+                <w:szCs w:val="16"/>
+              </w:rPr>
+            </w:pPr>
+          </w:p>
+        </w:tc>
+      </w:tr>
+      <w:tr>
+        <w:trPr>
+          <w:trHeight w:val="407"/>
+        </w:trPr>
+        <w:tc>
+          <w:tcPr>
+            <w:tcW w:w="1972" w:type="dxa"/>
+            <w:vMerge w:val="restart"/>
+            <w:shd w:val="clear" w:color="auto" w:fill="C9C9C9" w:themeFill="accent3" w:themeFillTint="99"/>
+          </w:tcPr>
+          <w:p>
+            <w:pPr>
+              <w:spacing w:line="360" w:lineRule="auto"/>
+              <w:jc w:val="center"/>
+              <w:rPr>
+                <w:rFonts w:cstheme="minorHAnsi"/>
+                <w:b/>
+              </w:rPr>
+            </w:pPr>
+          </w:p>
+          <w:p>
+            <w:pPr>
+              <w:spacing w:line="360" w:lineRule="auto"/>
+              <w:rPr>
+                <w:rFonts w:cstheme="minorHAnsi"/>
+                <w:b/>
+              </w:rPr>
+            </w:pPr>
+          </w:p>
+          <w:p>
+            <w:pPr>
+              <w:spacing w:line="360" w:lineRule="auto"/>
+              <w:jc w:val="center"/>
+              <w:rPr>
+                <w:rFonts w:cstheme="minorHAnsi"/>
+                <w:b/>
+              </w:rPr>
+            </w:pPr>
+            <w:r>
+              <w:rPr>
+                <w:rFonts w:cstheme="minorHAnsi"/>
+                <w:b/>
+              </w:rPr>
+              <w:t>IMPLEMENTACIÓN Y CIERRE</w:t>
+            </w:r>
+          </w:p>
+        </w:tc>
+        <w:tc>
+          <w:tcPr>
+            <w:tcW w:w="3806" w:type="dxa"/>
+          </w:tcPr>
+          <w:p>
+            <w:pPr>
+              <w:spacing w:line="360" w:lineRule="auto"/>
+              <w:rPr>
+                <w:rFonts w:cstheme="minorHAnsi"/>
+                <w:b/>
+                <w:sz w:val="20"/>
+                <w:szCs w:val="20"/>
+              </w:rPr>
+            </w:pPr>
+            <w:r>
+              <w:rPr>
+                <w:rFonts w:cstheme="minorHAnsi"/>
+                <w:b/>
+                <w:sz w:val="20"/>
+                <w:szCs w:val="20"/>
+              </w:rPr>
+              <w:t>Preparación de despliegue</w:t>
+            </w:r>
+          </w:p>
+        </w:tc>
+        <w:tc>
+          <w:tcPr>
+            <w:tcW w:w="889" w:type="dxa"/>
+          </w:tcPr>
+          <w:p>
+            <w:pPr>
+              <w:spacing w:line="360" w:lineRule="auto"/>
+              <w:jc w:val="both"/>
+              <w:rPr>
+                <w:rFonts w:cstheme="minorHAnsi"/>
+                <w:b/>
+                <w:sz w:val="16"/>
+                <w:szCs w:val="16"/>
+              </w:rPr>
+            </w:pPr>
+          </w:p>
+        </w:tc>
+        <w:tc>
+          <w:tcPr>
+            <w:tcW w:w="889" w:type="dxa"/>
+          </w:tcPr>
+          <w:p>
+            <w:pPr>
+              <w:spacing w:line="360" w:lineRule="auto"/>
+              <w:jc w:val="both"/>
+              <w:rPr>
+                <w:rFonts w:cstheme="minorHAnsi"/>
+                <w:b/>
+                <w:sz w:val="16"/>
+                <w:szCs w:val="16"/>
+              </w:rPr>
+            </w:pPr>
+          </w:p>
+        </w:tc>
+        <w:tc>
+          <w:tcPr>
+            <w:tcW w:w="889" w:type="dxa"/>
+          </w:tcPr>
+          <w:p>
+            <w:pPr>
+              <w:spacing w:line="360" w:lineRule="auto"/>
+              <w:jc w:val="both"/>
+              <w:rPr>
+                <w:rFonts w:cstheme="minorHAnsi"/>
+                <w:b/>
+                <w:sz w:val="16"/>
+                <w:szCs w:val="16"/>
+              </w:rPr>
+            </w:pPr>
+          </w:p>
+        </w:tc>
+        <w:tc>
+          <w:tcPr>
+            <w:tcW w:w="889" w:type="dxa"/>
+          </w:tcPr>
+          <w:p>
+            <w:pPr>
+              <w:spacing w:line="360" w:lineRule="auto"/>
+              <w:jc w:val="both"/>
+              <w:rPr>
+                <w:rFonts w:cstheme="minorHAnsi"/>
+                <w:b/>
+                <w:sz w:val="16"/>
+                <w:szCs w:val="16"/>
+              </w:rPr>
+            </w:pPr>
+          </w:p>
+        </w:tc>
+        <w:tc>
+          <w:tcPr>
+            <w:tcW w:w="889" w:type="dxa"/>
+            <w:shd w:val="clear" w:color="auto" w:fill="DBDBDB" w:themeFill="accent3" w:themeFillTint="66"/>
+          </w:tcPr>
+          <w:p>
+            <w:pPr>
+              <w:spacing w:line="360" w:lineRule="auto"/>
+              <w:jc w:val="both"/>
+              <w:rPr>
+                <w:rFonts w:cstheme="minorHAnsi"/>
+                <w:b/>
+                <w:sz w:val="16"/>
+                <w:szCs w:val="16"/>
+              </w:rPr>
+            </w:pPr>
+          </w:p>
+        </w:tc>
+      </w:tr>
+      <w:tr>
+        <w:trPr>
+          <w:trHeight w:val="407"/>
+        </w:trPr>
+        <w:tc>
+          <w:tcPr>
+            <w:tcW w:w="1972" w:type="dxa"/>
+            <w:vMerge/>
+            <w:shd w:val="clear" w:color="auto" w:fill="C9C9C9" w:themeFill="accent3" w:themeFillTint="99"/>
+          </w:tcPr>
+          <w:p>
+            <w:pPr>
+              <w:spacing w:line="360" w:lineRule="auto"/>
+              <w:jc w:val="center"/>
+              <w:rPr>
+                <w:rFonts w:cstheme="minorHAnsi"/>
+                <w:b/>
+              </w:rPr>
+            </w:pPr>
+          </w:p>
+        </w:tc>
+        <w:tc>
+          <w:tcPr>
+            <w:tcW w:w="3806" w:type="dxa"/>
+          </w:tcPr>
+          <w:p>
+            <w:pPr>
+              <w:spacing w:line="360" w:lineRule="auto"/>
+              <w:rPr>
+                <w:rFonts w:cstheme="minorHAnsi"/>
+                <w:b/>
+                <w:sz w:val="20"/>
+                <w:szCs w:val="20"/>
+              </w:rPr>
+            </w:pPr>
+            <w:r>
+              <w:rPr>
+                <w:rFonts w:cstheme="minorHAnsi"/>
+                <w:b/>
+                <w:sz w:val="20"/>
+                <w:szCs w:val="20"/>
+              </w:rPr>
+              <w:t>Implementación del sistema</w:t>
+            </w:r>
+          </w:p>
+        </w:tc>
+        <w:tc>
+          <w:tcPr>
+            <w:tcW w:w="889" w:type="dxa"/>
+          </w:tcPr>
+          <w:p>
+            <w:pPr>
+              <w:spacing w:line="360" w:lineRule="auto"/>
+              <w:jc w:val="both"/>
+              <w:rPr>
+                <w:rFonts w:cstheme="minorHAnsi"/>
+                <w:b/>
+                <w:sz w:val="16"/>
+                <w:szCs w:val="16"/>
+              </w:rPr>
+            </w:pPr>
+          </w:p>
+        </w:tc>
+        <w:tc>
+          <w:tcPr>
+            <w:tcW w:w="889" w:type="dxa"/>
+          </w:tcPr>
+          <w:p>
+            <w:pPr>
+              <w:spacing w:line="360" w:lineRule="auto"/>
+              <w:jc w:val="both"/>
+              <w:rPr>
+                <w:rFonts w:cstheme="minorHAnsi"/>
+                <w:b/>
+                <w:sz w:val="16"/>
+                <w:szCs w:val="16"/>
+              </w:rPr>
+            </w:pPr>
+          </w:p>
+        </w:tc>
+        <w:tc>
+          <w:tcPr>
+            <w:tcW w:w="889" w:type="dxa"/>
+          </w:tcPr>
+          <w:p>
+            <w:pPr>
+              <w:spacing w:line="360" w:lineRule="auto"/>
+              <w:jc w:val="both"/>
+              <w:rPr>
+                <w:rFonts w:cstheme="minorHAnsi"/>
+                <w:b/>
+                <w:sz w:val="16"/>
+                <w:szCs w:val="16"/>
+              </w:rPr>
+            </w:pPr>
+          </w:p>
+        </w:tc>
+        <w:tc>
+          <w:tcPr>
+            <w:tcW w:w="889" w:type="dxa"/>
+          </w:tcPr>
+          <w:p>
+            <w:pPr>
+              <w:spacing w:line="360" w:lineRule="auto"/>
+              <w:jc w:val="both"/>
+              <w:rPr>
+                <w:rFonts w:cstheme="minorHAnsi"/>
+                <w:b/>
+                <w:sz w:val="16"/>
+                <w:szCs w:val="16"/>
+              </w:rPr>
+            </w:pPr>
+          </w:p>
+        </w:tc>
+        <w:tc>
+          <w:tcPr>
+            <w:tcW w:w="889" w:type="dxa"/>
+            <w:shd w:val="clear" w:color="auto" w:fill="DBDBDB" w:themeFill="accent3" w:themeFillTint="66"/>
+          </w:tcPr>
+          <w:p>
+            <w:pPr>
+              <w:spacing w:line="360" w:lineRule="auto"/>
+              <w:jc w:val="both"/>
+              <w:rPr>
+                <w:rFonts w:cstheme="minorHAnsi"/>
+                <w:b/>
+                <w:sz w:val="16"/>
+                <w:szCs w:val="16"/>
+              </w:rPr>
+            </w:pPr>
+          </w:p>
+        </w:tc>
+      </w:tr>
+      <w:tr>
+        <w:trPr>
+          <w:trHeight w:val="407"/>
+        </w:trPr>
+        <w:tc>
+          <w:tcPr>
+            <w:tcW w:w="1972" w:type="dxa"/>
+            <w:vMerge/>
+            <w:shd w:val="clear" w:color="auto" w:fill="C9C9C9" w:themeFill="accent3" w:themeFillTint="99"/>
+          </w:tcPr>
+          <w:p>
+            <w:pPr>
+              <w:spacing w:line="360" w:lineRule="auto"/>
+              <w:jc w:val="center"/>
+              <w:rPr>
+                <w:rFonts w:cstheme="minorHAnsi"/>
+                <w:b/>
+              </w:rPr>
+            </w:pPr>
+          </w:p>
+        </w:tc>
+        <w:tc>
+          <w:tcPr>
+            <w:tcW w:w="3806" w:type="dxa"/>
+          </w:tcPr>
+          <w:p>
+            <w:pPr>
+              <w:spacing w:line="360" w:lineRule="auto"/>
+              <w:rPr>
+                <w:rFonts w:cstheme="minorHAnsi"/>
+                <w:b/>
+                <w:sz w:val="20"/>
+                <w:szCs w:val="20"/>
+              </w:rPr>
+            </w:pPr>
+            <w:r>
+              <w:rPr>
+                <w:rFonts w:cstheme="minorHAnsi"/>
+                <w:b/>
+                <w:sz w:val="20"/>
+                <w:szCs w:val="20"/>
+              </w:rPr>
+              <w:t>Documentación final</w:t>
+            </w:r>
+          </w:p>
+        </w:tc>
+        <w:tc>
+          <w:tcPr>
+            <w:tcW w:w="889" w:type="dxa"/>
+          </w:tcPr>
+          <w:p>
+            <w:pPr>
+              <w:spacing w:line="360" w:lineRule="auto"/>
+              <w:jc w:val="both"/>
+              <w:rPr>
+                <w:rFonts w:cstheme="minorHAnsi"/>
+                <w:b/>
+                <w:sz w:val="16"/>
+                <w:szCs w:val="16"/>
+              </w:rPr>
+            </w:pPr>
+          </w:p>
+        </w:tc>
+        <w:tc>
+          <w:tcPr>
+            <w:tcW w:w="889" w:type="dxa"/>
+          </w:tcPr>
+          <w:p>
+            <w:pPr>
+              <w:spacing w:line="360" w:lineRule="auto"/>
+              <w:jc w:val="both"/>
+              <w:rPr>
+                <w:rFonts w:cstheme="minorHAnsi"/>
+                <w:b/>
+                <w:sz w:val="16"/>
+                <w:szCs w:val="16"/>
+              </w:rPr>
+            </w:pPr>
+          </w:p>
+        </w:tc>
+        <w:tc>
+          <w:tcPr>
+            <w:tcW w:w="889" w:type="dxa"/>
+          </w:tcPr>
+          <w:p>
+            <w:pPr>
+              <w:spacing w:line="360" w:lineRule="auto"/>
+              <w:jc w:val="both"/>
+              <w:rPr>
+                <w:rFonts w:cstheme="minorHAnsi"/>
+                <w:b/>
+                <w:sz w:val="16"/>
+                <w:szCs w:val="16"/>
+              </w:rPr>
+            </w:pPr>
+          </w:p>
+        </w:tc>
+        <w:tc>
+          <w:tcPr>
+            <w:tcW w:w="889" w:type="dxa"/>
+          </w:tcPr>
+          <w:p>
+            <w:pPr>
+              <w:spacing w:line="360" w:lineRule="auto"/>
+              <w:jc w:val="both"/>
+              <w:rPr>
+                <w:rFonts w:cstheme="minorHAnsi"/>
+                <w:b/>
+                <w:sz w:val="16"/>
+                <w:szCs w:val="16"/>
+              </w:rPr>
+            </w:pPr>
+          </w:p>
+        </w:tc>
+        <w:tc>
+          <w:tcPr>
+            <w:tcW w:w="889" w:type="dxa"/>
+            <w:shd w:val="clear" w:color="auto" w:fill="DBDBDB" w:themeFill="accent3" w:themeFillTint="66"/>
+          </w:tcPr>
+          <w:p>
+            <w:pPr>
+              <w:spacing w:line="360" w:lineRule="auto"/>
+              <w:jc w:val="both"/>
+              <w:rPr>
+                <w:rFonts w:cstheme="minorHAnsi"/>
+                <w:b/>
+                <w:sz w:val="16"/>
+                <w:szCs w:val="16"/>
+              </w:rPr>
+            </w:pPr>
+          </w:p>
+        </w:tc>
+      </w:tr>
+      <w:tr>
+        <w:trPr>
+          <w:trHeight w:val="407"/>
+        </w:trPr>
+        <w:tc>
+          <w:tcPr>
+            <w:tcW w:w="1972" w:type="dxa"/>
+            <w:vMerge/>
+            <w:shd w:val="clear" w:color="auto" w:fill="C9C9C9" w:themeFill="accent3" w:themeFillTint="99"/>
+          </w:tcPr>
+          <w:p>
+            <w:pPr>
+              <w:spacing w:line="360" w:lineRule="auto"/>
+              <w:jc w:val="center"/>
+              <w:rPr>
+                <w:rFonts w:cstheme="minorHAnsi"/>
+                <w:b/>
+              </w:rPr>
+            </w:pPr>
+          </w:p>
+        </w:tc>
+        <w:tc>
+          <w:tcPr>
+            <w:tcW w:w="3806" w:type="dxa"/>
+          </w:tcPr>
+          <w:p>
+            <w:pPr>
+              <w:spacing w:line="360" w:lineRule="auto"/>
+              <w:rPr>
+                <w:rFonts w:cstheme="minorHAnsi"/>
+                <w:b/>
+                <w:sz w:val="20"/>
+                <w:szCs w:val="20"/>
+              </w:rPr>
+            </w:pPr>
+            <w:r>
+              <w:rPr>
+                <w:rFonts w:cstheme="minorHAnsi"/>
+                <w:b/>
+                <w:sz w:val="20"/>
+                <w:szCs w:val="20"/>
+              </w:rPr>
+              <w:t>Cierre del proyecto</w:t>
+            </w:r>
+          </w:p>
+        </w:tc>
+        <w:tc>
+          <w:tcPr>
+            <w:tcW w:w="889" w:type="dxa"/>
+          </w:tcPr>
+          <w:p>
+            <w:pPr>
+              <w:spacing w:line="360" w:lineRule="auto"/>
+              <w:jc w:val="both"/>
+              <w:rPr>
+                <w:rFonts w:cstheme="minorHAnsi"/>
+                <w:b/>
+                <w:sz w:val="16"/>
+                <w:szCs w:val="16"/>
+              </w:rPr>
+            </w:pPr>
+          </w:p>
+        </w:tc>
+        <w:tc>
+          <w:tcPr>
+            <w:tcW w:w="889" w:type="dxa"/>
+          </w:tcPr>
+          <w:p>
+            <w:pPr>
+              <w:spacing w:line="360" w:lineRule="auto"/>
+              <w:jc w:val="both"/>
+              <w:rPr>
+                <w:rFonts w:cstheme="minorHAnsi"/>
+                <w:b/>
+                <w:sz w:val="16"/>
+                <w:szCs w:val="16"/>
+              </w:rPr>
+            </w:pPr>
+          </w:p>
+        </w:tc>
+        <w:tc>
+          <w:tcPr>
+            <w:tcW w:w="889" w:type="dxa"/>
+          </w:tcPr>
+          <w:p>
+            <w:pPr>
+              <w:spacing w:line="360" w:lineRule="auto"/>
+              <w:jc w:val="both"/>
+              <w:rPr>
+                <w:rFonts w:cstheme="minorHAnsi"/>
+                <w:b/>
+                <w:sz w:val="16"/>
+                <w:szCs w:val="16"/>
+              </w:rPr>
+            </w:pPr>
+          </w:p>
+        </w:tc>
+        <w:tc>
+          <w:tcPr>
+            <w:tcW w:w="889" w:type="dxa"/>
+          </w:tcPr>
+          <w:p>
+            <w:pPr>
+              <w:spacing w:line="360" w:lineRule="auto"/>
+              <w:jc w:val="both"/>
+              <w:rPr>
+                <w:rFonts w:cstheme="minorHAnsi"/>
+                <w:b/>
+                <w:sz w:val="16"/>
+                <w:szCs w:val="16"/>
+              </w:rPr>
+            </w:pPr>
+          </w:p>
+        </w:tc>
+        <w:tc>
+          <w:tcPr>
+            <w:tcW w:w="889" w:type="dxa"/>
+            <w:shd w:val="clear" w:color="auto" w:fill="DBDBDB" w:themeFill="accent3" w:themeFillTint="66"/>
+          </w:tcPr>
+          <w:p>
+            <w:pPr>
+              <w:spacing w:line="360" w:lineRule="auto"/>
+              <w:jc w:val="both"/>
+              <w:rPr>
+                <w:rFonts w:cstheme="minorHAnsi"/>
                 <w:b/>
                 <w:sz w:val="16"/>
                 <w:szCs w:val="16"/>
@@ -8389,7 +10552,10 @@
         </w:tc>
       </w:tr>
     </w:tbl>
-    <w:p/>
+    <w:p>
+      <w:bookmarkStart w:id="0" w:name="_GoBack"/>
+      <w:bookmarkEnd w:id="0"/>
+    </w:p>
     <w:sectPr>
       <w:headerReference w:type="default" r:id="rId10"/>
       <w:pgSz w:w="11906" w:h="16838"/>
@@ -10396,21 +12562,6 @@
 </file>
 
 <file path=customXml/item1.xml><?xml version="1.0" encoding="utf-8"?>
-<?mso-contentType ?>
-<FormTemplates xmlns="http://schemas.microsoft.com/sharepoint/v3/contenttype/forms">
-  <Display>DocumentLibraryForm</Display>
-  <Edit>DocumentLibraryForm</Edit>
-  <New>DocumentLibraryForm</New>
-</FormTemplates>
-</file>
-
-<file path=customXml/item2.xml><?xml version="1.0" encoding="utf-8"?>
-<p:properties xmlns:p="http://schemas.microsoft.com/office/2006/metadata/properties" xmlns:xsi="http://www.w3.org/2001/XMLSchema-instance" xmlns:pc="http://schemas.microsoft.com/office/infopath/2007/PartnerControls">
-  <documentManagement/>
-</p:properties>
-</file>
-
-<file path=customXml/item3.xml><?xml version="1.0" encoding="utf-8"?>
 <ct:contentTypeSchema xmlns:ct="http://schemas.microsoft.com/office/2006/metadata/contentType" xmlns:ma="http://schemas.microsoft.com/office/2006/metadata/properties/metaAttributes" ct:_="" ma:_="" ma:contentTypeName="Documento" ma:contentTypeID="0x010100E96778489EE7714D8BD12CC105EB918B" ma:contentTypeVersion="2" ma:contentTypeDescription="Crear nuevo documento." ma:contentTypeScope="" ma:versionID="416c5c7ae9b5d54d83875cd3c65194e3">
   <xsd:schema xmlns:xsd="http://www.w3.org/2001/XMLSchema" xmlns:xs="http://www.w3.org/2001/XMLSchema" xmlns:p="http://schemas.microsoft.com/office/2006/metadata/properties" xmlns:ns2="126e8a1c-9ea9-435a-ac89-d06c80d62e30" targetNamespace="http://schemas.microsoft.com/office/2006/metadata/properties" ma:root="true" ma:fieldsID="70a237c842677bd850644f8595079f5e" ns2:_="">
     <xsd:import namespace="126e8a1c-9ea9-435a-ac89-d06c80d62e30"/>
@@ -10542,24 +12693,22 @@
 </ct:contentTypeSchema>
 </file>
 
-<file path=customXml/itemProps1.xml><?xml version="1.0" encoding="utf-8"?>
-<ds:datastoreItem xmlns:ds="http://schemas.openxmlformats.org/officeDocument/2006/customXml" ds:itemID="{F3E3E2F7-59E7-4722-B872-D023DC9D1CC1}">
-  <ds:schemaRefs>
-    <ds:schemaRef ds:uri="http://schemas.microsoft.com/sharepoint/v3/contenttype/forms"/>
-  </ds:schemaRefs>
-</ds:datastoreItem>
+<file path=customXml/item2.xml><?xml version="1.0" encoding="utf-8"?>
+<p:properties xmlns:p="http://schemas.microsoft.com/office/2006/metadata/properties" xmlns:xsi="http://www.w3.org/2001/XMLSchema-instance" xmlns:pc="http://schemas.microsoft.com/office/infopath/2007/PartnerControls">
+  <documentManagement/>
+</p:properties>
 </file>
 
-<file path=customXml/itemProps2.xml><?xml version="1.0" encoding="utf-8"?>
-<ds:datastoreItem xmlns:ds="http://schemas.openxmlformats.org/officeDocument/2006/customXml" ds:itemID="{38174882-579A-45DC-A704-C035A9357F73}">
-  <ds:schemaRefs>
-    <ds:schemaRef ds:uri="http://schemas.microsoft.com/office/2006/metadata/properties"/>
-    <ds:schemaRef ds:uri="http://schemas.microsoft.com/office/infopath/2007/PartnerControls"/>
-  </ds:schemaRefs>
-</ds:datastoreItem>
+<file path=customXml/item3.xml><?xml version="1.0" encoding="utf-8"?>
+<?mso-contentType ?>
+<FormTemplates xmlns="http://schemas.microsoft.com/sharepoint/v3/contenttype/forms">
+  <Display>DocumentLibraryForm</Display>
+  <Edit>DocumentLibraryForm</Edit>
+  <New>DocumentLibraryForm</New>
+</FormTemplates>
 </file>
 
-<file path=customXml/itemProps3.xml><?xml version="1.0" encoding="utf-8"?>
+<file path=customXml/itemProps1.xml><?xml version="1.0" encoding="utf-8"?>
 <ds:datastoreItem xmlns:ds="http://schemas.openxmlformats.org/officeDocument/2006/customXml" ds:itemID="{7C9B9CFF-B258-43B4-948A-968A031773F5}">
   <ds:schemaRefs>
     <ds:schemaRef ds:uri="http://schemas.microsoft.com/office/2006/metadata/contentType"/>
@@ -10575,4 +12724,21 @@
     <ds:schemaRef ds:uri="http://schemas.microsoft.com/internal/obd"/>
   </ds:schemaRefs>
 </ds:datastoreItem>
+</file>
+
+<file path=customXml/itemProps2.xml><?xml version="1.0" encoding="utf-8"?>
+<ds:datastoreItem xmlns:ds="http://schemas.openxmlformats.org/officeDocument/2006/customXml" ds:itemID="{38174882-579A-45DC-A704-C035A9357F73}">
+  <ds:schemaRefs>
+    <ds:schemaRef ds:uri="http://schemas.microsoft.com/office/2006/metadata/properties"/>
+    <ds:schemaRef ds:uri="http://schemas.microsoft.com/office/infopath/2007/PartnerControls"/>
+  </ds:schemaRefs>
+</ds:datastoreItem>
+</file>
+
+<file path=customXml/itemProps3.xml><?xml version="1.0" encoding="utf-8"?>
+<ds:datastoreItem xmlns:ds="http://schemas.openxmlformats.org/officeDocument/2006/customXml" ds:itemID="{F3E3E2F7-59E7-4722-B872-D023DC9D1CC1}">
+  <ds:schemaRefs>
+    <ds:schemaRef ds:uri="http://schemas.microsoft.com/sharepoint/v3/contenttype/forms"/>
+  </ds:schemaRefs>
+</ds:datastoreItem>
 </file>